--- a/Church/2026/2026_0502_MenloChurch.docx
+++ b/Church/2026/2026_0502_MenloChurch.docx
@@ -1231,6 +1231,664 @@
       </w:r>
     </w:p>
     <w:p/>
+    <w:p>
+      <w:r>
+        <w:t>===&gt; Mandarin</w:t>
+      </w:r>
+    </w:p>
+    <w:p>
+      <w:pPr>
+        <w:rPr>
+          <w:rFonts w:hint="eastAsia"/>
+        </w:rPr>
+      </w:pPr>
+      <w:r>
+        <w:rPr>
+          <w:rFonts w:hint="eastAsia"/>
+        </w:rPr>
+        <w:t>2026</w:t>
+      </w:r>
+      <w:r>
+        <w:rPr>
+          <w:rFonts w:hint="eastAsia"/>
+        </w:rPr>
+        <w:t>年</w:t>
+      </w:r>
+      <w:r>
+        <w:rPr>
+          <w:rFonts w:hint="eastAsia"/>
+        </w:rPr>
+        <w:t>5</w:t>
+      </w:r>
+      <w:r>
+        <w:rPr>
+          <w:rFonts w:hint="eastAsia"/>
+        </w:rPr>
+        <w:t>月</w:t>
+      </w:r>
+      <w:r>
+        <w:rPr>
+          <w:rFonts w:hint="eastAsia"/>
+        </w:rPr>
+        <w:t>2</w:t>
+      </w:r>
+      <w:r>
+        <w:rPr>
+          <w:rFonts w:hint="eastAsia"/>
+        </w:rPr>
+        <w:t>日，</w:t>
+      </w:r>
+      <w:r>
+        <w:rPr>
+          <w:rFonts w:hint="eastAsia"/>
+        </w:rPr>
+        <w:t>Menlo</w:t>
+      </w:r>
+      <w:r>
+        <w:rPr>
+          <w:rFonts w:hint="eastAsia"/>
+        </w:rPr>
+        <w:t>教會敬拜（上週聚會摘要，</w:t>
+      </w:r>
+      <w:r>
+        <w:rPr>
+          <w:rFonts w:hint="eastAsia"/>
+        </w:rPr>
+        <w:t>2028</w:t>
+      </w:r>
+      <w:r>
+        <w:rPr>
+          <w:rFonts w:hint="eastAsia"/>
+        </w:rPr>
+        <w:t>年</w:t>
+      </w:r>
+      <w:r>
+        <w:rPr>
+          <w:rFonts w:hint="eastAsia"/>
+        </w:rPr>
+        <w:t>4</w:t>
+      </w:r>
+      <w:r>
+        <w:rPr>
+          <w:rFonts w:hint="eastAsia"/>
+        </w:rPr>
+        <w:t>月</w:t>
+      </w:r>
+      <w:r>
+        <w:rPr>
+          <w:rFonts w:hint="eastAsia"/>
+        </w:rPr>
+        <w:t>26</w:t>
+      </w:r>
+      <w:r>
+        <w:rPr>
+          <w:rFonts w:hint="eastAsia"/>
+        </w:rPr>
+        <w:t>日）</w:t>
+      </w:r>
+    </w:p>
+    <w:p>
+      <w:pPr>
+        <w:rPr>
+          <w:rFonts w:hint="eastAsia"/>
+        </w:rPr>
+      </w:pPr>
+      <w:r>
+        <w:rPr>
+          <w:rFonts w:hint="eastAsia"/>
+        </w:rPr>
+        <w:t>https://www.youtube.com/live/eXD308R_8AY?si=MnKRIV0A3YGYnS-u</w:t>
+      </w:r>
+    </w:p>
+    <w:p>
+      <w:pPr>
+        <w:rPr>
+          <w:rFonts w:hint="eastAsia"/>
+        </w:rPr>
+      </w:pPr>
+      <w:r>
+        <w:rPr>
+          <w:rFonts w:hint="eastAsia"/>
+        </w:rPr>
+        <w:t>“如果你是真實的，我需要一個神蹟</w:t>
+      </w:r>
+      <w:r>
+        <w:rPr>
+          <w:rFonts w:hint="eastAsia"/>
+        </w:rPr>
+        <w:t xml:space="preserve"> | </w:t>
+      </w:r>
+      <w:r>
+        <w:rPr>
+          <w:rFonts w:hint="eastAsia"/>
+        </w:rPr>
+        <w:t>上帝，如果你是真實的”，</w:t>
+      </w:r>
+      <w:r>
+        <w:rPr>
+          <w:rFonts w:hint="eastAsia"/>
+        </w:rPr>
+        <w:t>Phil EuBank</w:t>
+      </w:r>
+      <w:r>
+        <w:rPr>
+          <w:rFonts w:hint="eastAsia"/>
+        </w:rPr>
+        <w:t>，主任牧師</w:t>
+      </w:r>
+    </w:p>
+    <w:p>
+      <w:pPr>
+        <w:rPr>
+          <w:rFonts w:hint="eastAsia"/>
+        </w:rPr>
+      </w:pPr>
+    </w:p>
+    <w:p>
+      <w:pPr>
+        <w:rPr>
+          <w:rFonts w:hint="eastAsia"/>
+        </w:rPr>
+      </w:pPr>
+      <w:r>
+        <w:rPr>
+          <w:rFonts w:hint="eastAsia"/>
+        </w:rPr>
+        <w:t xml:space="preserve">1. </w:t>
+      </w:r>
+      <w:r>
+        <w:rPr>
+          <w:rFonts w:hint="eastAsia"/>
+        </w:rPr>
+        <w:t>路加福音</w:t>
+      </w:r>
+      <w:r>
+        <w:rPr>
+          <w:rFonts w:hint="eastAsia"/>
+        </w:rPr>
+        <w:t xml:space="preserve"> 8:40-42</w:t>
+      </w:r>
+      <w:r>
+        <w:rPr>
+          <w:rFonts w:hint="eastAsia"/>
+        </w:rPr>
+        <w:t>：有一位男子，他那十二歲的女兒正奄奄一息。</w:t>
+      </w:r>
+    </w:p>
+    <w:p>
+      <w:pPr>
+        <w:rPr>
+          <w:rFonts w:hint="eastAsia"/>
+        </w:rPr>
+      </w:pPr>
+      <w:r>
+        <w:rPr>
+          <w:rFonts w:hint="eastAsia"/>
+        </w:rPr>
+        <w:t xml:space="preserve">2. </w:t>
+      </w:r>
+      <w:r>
+        <w:rPr>
+          <w:rFonts w:hint="eastAsia"/>
+        </w:rPr>
+        <w:t>路加福音</w:t>
+      </w:r>
+      <w:r>
+        <w:rPr>
+          <w:rFonts w:hint="eastAsia"/>
+        </w:rPr>
+        <w:t xml:space="preserve"> 8:49</w:t>
+      </w:r>
+      <w:r>
+        <w:rPr>
+          <w:rFonts w:hint="eastAsia"/>
+        </w:rPr>
+        <w:t>：有人對那男子說：“你的女兒已經死了，別再麻煩耶穌了。”</w:t>
+      </w:r>
+    </w:p>
+    <w:p>
+      <w:pPr>
+        <w:rPr>
+          <w:rFonts w:hint="eastAsia"/>
+        </w:rPr>
+      </w:pPr>
+      <w:r>
+        <w:rPr>
+          <w:rFonts w:hint="eastAsia"/>
+        </w:rPr>
+        <w:t xml:space="preserve">3. </w:t>
+      </w:r>
+      <w:r>
+        <w:rPr>
+          <w:rFonts w:hint="eastAsia"/>
+        </w:rPr>
+        <w:t>路加福音</w:t>
+      </w:r>
+      <w:r>
+        <w:rPr>
+          <w:rFonts w:hint="eastAsia"/>
+        </w:rPr>
+        <w:t xml:space="preserve"> 8:50</w:t>
+      </w:r>
+      <w:r>
+        <w:rPr>
+          <w:rFonts w:hint="eastAsia"/>
+        </w:rPr>
+        <w:t>：耶穌對那男子說，他的女兒會沒事的。</w:t>
+      </w:r>
+    </w:p>
+    <w:p>
+      <w:pPr>
+        <w:rPr>
+          <w:rFonts w:hint="eastAsia"/>
+        </w:rPr>
+      </w:pPr>
+      <w:r>
+        <w:rPr>
+          <w:rFonts w:hint="eastAsia"/>
+        </w:rPr>
+        <w:t xml:space="preserve">4. </w:t>
+      </w:r>
+      <w:r>
+        <w:rPr>
+          <w:rFonts w:hint="eastAsia"/>
+        </w:rPr>
+        <w:t>“你上一次為某件事禱告——那是一件憑你自己無法成就的事——是什麼時候？”</w:t>
+      </w:r>
+    </w:p>
+    <w:p>
+      <w:pPr>
+        <w:rPr>
+          <w:rFonts w:hint="eastAsia"/>
+        </w:rPr>
+      </w:pPr>
+      <w:r>
+        <w:rPr>
+          <w:rFonts w:hint="eastAsia"/>
+        </w:rPr>
+        <w:t xml:space="preserve">5. </w:t>
+      </w:r>
+      <w:r>
+        <w:rPr>
+          <w:rFonts w:hint="eastAsia"/>
+        </w:rPr>
+        <w:t>結論：</w:t>
+      </w:r>
+    </w:p>
+    <w:p>
+      <w:r>
+        <w:rPr>
+          <w:rFonts w:hint="eastAsia"/>
+        </w:rPr>
+        <w:t>不要等到局面徹底失控、非得靠神蹟來挽救時才行動。就在這房間裡，我們擁有同一位上帝，祂能拯救你。</w:t>
+      </w:r>
+    </w:p>
+    <w:p/>
+    <w:p>
+      <w:r>
+        <w:t>===&gt; Japanese</w:t>
+      </w:r>
+    </w:p>
+    <w:p>
+      <w:pPr>
+        <w:rPr>
+          <w:rFonts w:hint="eastAsia"/>
+        </w:rPr>
+      </w:pPr>
+      <w:r>
+        <w:rPr>
+          <w:rFonts w:hint="eastAsia"/>
+        </w:rPr>
+        <w:t>2026</w:t>
+      </w:r>
+      <w:r>
+        <w:rPr>
+          <w:rFonts w:hint="eastAsia"/>
+        </w:rPr>
+        <w:t>年</w:t>
+      </w:r>
+      <w:r>
+        <w:rPr>
+          <w:rFonts w:hint="eastAsia"/>
+        </w:rPr>
+        <w:t>5</w:t>
+      </w:r>
+      <w:r>
+        <w:rPr>
+          <w:rFonts w:hint="eastAsia"/>
+        </w:rPr>
+        <w:t>月</w:t>
+      </w:r>
+      <w:r>
+        <w:rPr>
+          <w:rFonts w:hint="eastAsia"/>
+        </w:rPr>
+        <w:t>2</w:t>
+      </w:r>
+      <w:r>
+        <w:rPr>
+          <w:rFonts w:hint="eastAsia"/>
+        </w:rPr>
+        <w:t>日、メンロー</w:t>
+      </w:r>
+      <w:r>
+        <w:rPr>
+          <w:rFonts w:ascii="MS Mincho" w:eastAsia="MS Mincho" w:hAnsi="MS Mincho" w:cs="MS Mincho" w:hint="eastAsia"/>
+        </w:rPr>
+        <w:t>・</w:t>
+      </w:r>
+      <w:r>
+        <w:rPr>
+          <w:rFonts w:ascii="SimSun" w:hAnsi="SimSun" w:cs="SimSun" w:hint="eastAsia"/>
+        </w:rPr>
+        <w:t>チャーチ礼拝（先週</w:t>
+      </w:r>
+      <w:r>
+        <w:rPr>
+          <w:rFonts w:hint="eastAsia"/>
+        </w:rPr>
+        <w:t xml:space="preserve"> 2028</w:t>
+      </w:r>
+      <w:r>
+        <w:rPr>
+          <w:rFonts w:hint="eastAsia"/>
+        </w:rPr>
+        <w:t>年</w:t>
+      </w:r>
+      <w:r>
+        <w:rPr>
+          <w:rFonts w:hint="eastAsia"/>
+        </w:rPr>
+        <w:t>4</w:t>
+      </w:r>
+      <w:r>
+        <w:rPr>
+          <w:rFonts w:hint="eastAsia"/>
+        </w:rPr>
+        <w:t>月</w:t>
+      </w:r>
+      <w:r>
+        <w:rPr>
+          <w:rFonts w:hint="eastAsia"/>
+        </w:rPr>
+        <w:t>26</w:t>
+      </w:r>
+      <w:r>
+        <w:rPr>
+          <w:rFonts w:hint="eastAsia"/>
+        </w:rPr>
+        <w:t>日の要約）</w:t>
+      </w:r>
+    </w:p>
+    <w:p>
+      <w:pPr>
+        <w:rPr>
+          <w:rFonts w:hint="eastAsia"/>
+        </w:rPr>
+      </w:pPr>
+      <w:r>
+        <w:rPr>
+          <w:rFonts w:hint="eastAsia"/>
+        </w:rPr>
+        <w:t>https://www.youtube.com/live/eXD308R_8AY?si=MnKRIV0A3YGYnS-u</w:t>
+      </w:r>
+    </w:p>
+    <w:p>
+      <w:pPr>
+        <w:rPr>
+          <w:rFonts w:hint="eastAsia"/>
+        </w:rPr>
+      </w:pPr>
+      <w:r>
+        <w:rPr>
+          <w:rFonts w:hint="eastAsia"/>
+        </w:rPr>
+        <w:t>「もしあなたが実在するなら、私には奇跡が必要だ</w:t>
+      </w:r>
+      <w:r>
+        <w:rPr>
+          <w:rFonts w:hint="eastAsia"/>
+        </w:rPr>
+        <w:t xml:space="preserve"> </w:t>
+      </w:r>
+      <w:r>
+        <w:rPr>
+          <w:rFonts w:hint="eastAsia"/>
+        </w:rPr>
+        <w:t>——</w:t>
+      </w:r>
+      <w:r>
+        <w:rPr>
+          <w:rFonts w:hint="eastAsia"/>
+        </w:rPr>
+        <w:t xml:space="preserve"> </w:t>
+      </w:r>
+      <w:r>
+        <w:rPr>
+          <w:rFonts w:hint="eastAsia"/>
+        </w:rPr>
+        <w:t>神よ、もしあなたが実在するなら」</w:t>
+      </w:r>
+      <w:r>
+        <w:rPr>
+          <w:rFonts w:hint="eastAsia"/>
+        </w:rPr>
+        <w:t xml:space="preserve"> </w:t>
+      </w:r>
+      <w:r>
+        <w:rPr>
+          <w:rFonts w:hint="eastAsia"/>
+        </w:rPr>
+        <w:t>フィル</w:t>
+      </w:r>
+      <w:r>
+        <w:rPr>
+          <w:rFonts w:ascii="MS Mincho" w:eastAsia="MS Mincho" w:hAnsi="MS Mincho" w:cs="MS Mincho" w:hint="eastAsia"/>
+        </w:rPr>
+        <w:t>・</w:t>
+      </w:r>
+      <w:r>
+        <w:rPr>
+          <w:rFonts w:ascii="SimSun" w:hAnsi="SimSun" w:cs="SimSun" w:hint="eastAsia"/>
+        </w:rPr>
+        <w:t>ユーバンク（主任牧師）</w:t>
+      </w:r>
+    </w:p>
+    <w:p>
+      <w:pPr>
+        <w:rPr>
+          <w:rFonts w:hint="eastAsia"/>
+        </w:rPr>
+      </w:pPr>
+    </w:p>
+    <w:p>
+      <w:pPr>
+        <w:rPr>
+          <w:rFonts w:hint="eastAsia"/>
+        </w:rPr>
+      </w:pPr>
+      <w:r>
+        <w:rPr>
+          <w:rFonts w:hint="eastAsia"/>
+        </w:rPr>
+        <w:t xml:space="preserve">1. </w:t>
+      </w:r>
+      <w:r>
+        <w:rPr>
+          <w:rFonts w:hint="eastAsia"/>
+        </w:rPr>
+        <w:t>ルカによる福音書</w:t>
+      </w:r>
+      <w:r>
+        <w:rPr>
+          <w:rFonts w:hint="eastAsia"/>
+        </w:rPr>
+        <w:t xml:space="preserve"> 8</w:t>
+      </w:r>
+      <w:r>
+        <w:rPr>
+          <w:rFonts w:hint="eastAsia"/>
+        </w:rPr>
+        <w:t>章</w:t>
+      </w:r>
+      <w:r>
+        <w:rPr>
+          <w:rFonts w:hint="eastAsia"/>
+        </w:rPr>
+        <w:t>40-42</w:t>
+      </w:r>
+      <w:r>
+        <w:rPr>
+          <w:rFonts w:hint="eastAsia"/>
+        </w:rPr>
+        <w:t>節：ある男性に</w:t>
+      </w:r>
+      <w:r>
+        <w:rPr>
+          <w:rFonts w:hint="eastAsia"/>
+        </w:rPr>
+        <w:t>12</w:t>
+      </w:r>
+      <w:r>
+        <w:rPr>
+          <w:rFonts w:hint="eastAsia"/>
+        </w:rPr>
+        <w:t>歳の娘がいたが、その娘が死にかけていた。</w:t>
+      </w:r>
+    </w:p>
+    <w:p>
+      <w:pPr>
+        <w:rPr>
+          <w:rFonts w:hint="eastAsia"/>
+        </w:rPr>
+      </w:pPr>
+      <w:r>
+        <w:rPr>
+          <w:rFonts w:hint="eastAsia"/>
+        </w:rPr>
+        <w:t xml:space="preserve">2. </w:t>
+      </w:r>
+      <w:r>
+        <w:rPr>
+          <w:rFonts w:hint="eastAsia"/>
+        </w:rPr>
+        <w:t>ルカによる福音書</w:t>
+      </w:r>
+      <w:r>
+        <w:rPr>
+          <w:rFonts w:hint="eastAsia"/>
+        </w:rPr>
+        <w:t xml:space="preserve"> 8</w:t>
+      </w:r>
+      <w:r>
+        <w:rPr>
+          <w:rFonts w:hint="eastAsia"/>
+        </w:rPr>
+        <w:t>章</w:t>
+      </w:r>
+      <w:r>
+        <w:rPr>
+          <w:rFonts w:hint="eastAsia"/>
+        </w:rPr>
+        <w:t>49</w:t>
+      </w:r>
+      <w:r>
+        <w:rPr>
+          <w:rFonts w:hint="eastAsia"/>
+        </w:rPr>
+        <w:t>節：ある人がその男性に言った。「あなたの娘さんはもう死んでしまいました。イエス様を煩わせる必要はありません。」</w:t>
+      </w:r>
+    </w:p>
+    <w:p>
+      <w:pPr>
+        <w:rPr>
+          <w:rFonts w:hint="eastAsia"/>
+        </w:rPr>
+      </w:pPr>
+      <w:r>
+        <w:rPr>
+          <w:rFonts w:hint="eastAsia"/>
+        </w:rPr>
+        <w:t xml:space="preserve">3. </w:t>
+      </w:r>
+      <w:r>
+        <w:rPr>
+          <w:rFonts w:hint="eastAsia"/>
+        </w:rPr>
+        <w:t>ルカによる福音書</w:t>
+      </w:r>
+      <w:r>
+        <w:rPr>
+          <w:rFonts w:hint="eastAsia"/>
+        </w:rPr>
+        <w:t xml:space="preserve"> 8</w:t>
+      </w:r>
+      <w:r>
+        <w:rPr>
+          <w:rFonts w:hint="eastAsia"/>
+        </w:rPr>
+        <w:t>章</w:t>
+      </w:r>
+      <w:r>
+        <w:rPr>
+          <w:rFonts w:hint="eastAsia"/>
+        </w:rPr>
+        <w:t>50</w:t>
+      </w:r>
+      <w:r>
+        <w:rPr>
+          <w:rFonts w:hint="eastAsia"/>
+        </w:rPr>
+        <w:t>節：イエス様は、その男性の娘は大丈夫になると言われた。</w:t>
+      </w:r>
+    </w:p>
+    <w:p>
+      <w:pPr>
+        <w:rPr>
+          <w:rFonts w:hint="eastAsia"/>
+        </w:rPr>
+      </w:pPr>
+      <w:r>
+        <w:rPr>
+          <w:rFonts w:hint="eastAsia"/>
+        </w:rPr>
+        <w:t xml:space="preserve">4. </w:t>
+      </w:r>
+      <w:r>
+        <w:rPr>
+          <w:rFonts w:hint="eastAsia"/>
+        </w:rPr>
+        <w:t>「あなた自身ではどうすることもできない事柄のために、最後に祈りを捧げたのはいつのことでしたか？」</w:t>
+      </w:r>
+    </w:p>
+    <w:p>
+      <w:pPr>
+        <w:rPr>
+          <w:rFonts w:hint="eastAsia"/>
+        </w:rPr>
+      </w:pPr>
+      <w:r>
+        <w:rPr>
+          <w:rFonts w:hint="eastAsia"/>
+        </w:rPr>
+        <w:t xml:space="preserve">5. </w:t>
+      </w:r>
+      <w:r>
+        <w:rPr>
+          <w:rFonts w:hint="eastAsia"/>
+        </w:rPr>
+        <w:t>結論：</w:t>
+      </w:r>
+    </w:p>
+    <w:p>
+      <w:r>
+        <w:rPr>
+          <w:rFonts w:hint="eastAsia"/>
+        </w:rPr>
+        <w:lastRenderedPageBreak/>
+        <w:t>事態が手に負えなくなり、救いのための奇跡が必要になるその時まで、ただ待っているようなことはしないでください。この部屋には、あなたを救うことのできる、あの時と同じ神様が今も共におられます。</w:t>
+      </w:r>
+    </w:p>
     <w:p/>
     <w:p>
       <w:pPr>

--- a/Church/2026/2026_0502_MenloChurch.docx
+++ b/Church/2026/2026_0502_MenloChurch.docx
@@ -402,20 +402,14 @@
     <w:p/>
     <w:p>
       <w:r>
-        <w:t>24</w:t>
-      </w:r>
-      <w:r>
-        <w:t>:0</w:t>
-      </w:r>
-      <w:r>
-        <w:t>0</w:t>
-      </w:r>
-      <w:r>
-        <w:t>/1:15:03</w:t>
-      </w:r>
-    </w:p>
-    <w:p>
-      <w:r>
+        <w:t>24:00/1:15:03</w:t>
+      </w:r>
+    </w:p>
+    <w:p>
+      <w:r>
+        <w:rPr>
+          <w:noProof/>
+        </w:rPr>
         <w:drawing>
           <wp:inline distT="0" distB="0" distL="0" distR="0" wp14:anchorId="3FF8AA38" wp14:editId="41A70714">
             <wp:extent cx="5277587" cy="752580"/>
@@ -467,18 +461,130 @@
     <w:p/>
     <w:p>
       <w:r>
-        <w:t>2</w:t>
-      </w:r>
-      <w:r>
-        <w:t>7</w:t>
-      </w:r>
-      <w:r>
-        <w:t>:00/1:15:03</w:t>
-      </w:r>
-    </w:p>
-    <w:p>
-      <w:r>
+        <w:t xml:space="preserve">The main point of that question is to expose the difference between </w:t>
+      </w:r>
+      <w:r>
+        <w:rPr>
+          <w:b/>
+          <w:bCs/>
+        </w:rPr>
+        <w:t>self-reliance</w:t>
+      </w:r>
+      <w:r>
+        <w:t xml:space="preserve"> and </w:t>
+      </w:r>
+      <w:r>
+        <w:rPr>
+          <w:b/>
+          <w:bCs/>
+        </w:rPr>
+        <w:t>true faith</w:t>
+      </w:r>
+      <w:r>
+        <w:t>.</w:t>
+      </w:r>
+    </w:p>
+    <w:p>
+      <w:r>
+        <w:t>When Pastor Phil EuBank challeng</w:t>
+      </w:r>
+      <w:r>
+        <w:t>es</w:t>
+      </w:r>
+      <w:r>
+        <w:t xml:space="preserve"> the idea that many of us only pray for "safe" things—outcomes we can actually influence through our own hard work, money, or intelligence.</w:t>
+      </w:r>
+    </w:p>
+    <w:p>
+      <w:r>
+        <w:t>The core message breaks down into three insights:</w:t>
+      </w:r>
+    </w:p>
+    <w:p>
+      <w:pPr>
+        <w:numPr>
+          <w:ilvl w:val="0"/>
+          <w:numId w:val="15"/>
+        </w:numPr>
+      </w:pPr>
+      <w:r>
+        <w:rPr>
+          <w:b/>
+          <w:bCs/>
+        </w:rPr>
         <w:lastRenderedPageBreak/>
+        <w:t>Audit Your Dependence:</w:t>
+      </w:r>
+      <w:r>
+        <w:t xml:space="preserve"> If everything you pray for is something you can eventually "produce" yourself, you aren't actually relying on God; you’re just asking for a "blessing" on your own effort.</w:t>
+      </w:r>
+    </w:p>
+    <w:p>
+      <w:pPr>
+        <w:numPr>
+          <w:ilvl w:val="0"/>
+          <w:numId w:val="15"/>
+        </w:numPr>
+      </w:pPr>
+      <w:r>
+        <w:rPr>
+          <w:b/>
+          <w:bCs/>
+        </w:rPr>
+        <w:t>The Definition of a Miracle:</w:t>
+      </w:r>
+      <w:r>
+        <w:t xml:space="preserve"> A miracle, by definition, happens in the space where your ability ends. If you haven't prayed for something "un-producible," you haven't put yourself in a position to witness a miracle.</w:t>
+      </w:r>
+    </w:p>
+    <w:p>
+      <w:pPr>
+        <w:numPr>
+          <w:ilvl w:val="0"/>
+          <w:numId w:val="15"/>
+        </w:numPr>
+      </w:pPr>
+      <w:r>
+        <w:rPr>
+          <w:b/>
+          <w:bCs/>
+        </w:rPr>
+        <w:t>Encouraging Vulnerability:</w:t>
+      </w:r>
+      <w:r>
+        <w:t xml:space="preserve"> It pushes you to be honest about your limitations. It suggests that the most powerful spiritual growth happens when you are forced to say, "If You don't do this, it won't happen."</w:t>
+      </w:r>
+    </w:p>
+    <w:p>
+      <w:r>
+        <w:t xml:space="preserve">Essentially, the question serves as a "spiritual gut check": </w:t>
+      </w:r>
+      <w:r>
+        <w:rPr>
+          <w:b/>
+          <w:bCs/>
+        </w:rPr>
+        <w:t>Are you living a life that actually requires God, or are you just living a life you can manage on your own?</w:t>
+      </w:r>
+    </w:p>
+    <w:p>
+      <w:pPr>
+        <w:rPr>
+          <w:u w:val="single"/>
+        </w:rPr>
+      </w:pPr>
+    </w:p>
+    <w:p/>
+    <w:p>
+      <w:r>
+        <w:t>27:00/1:15:03</w:t>
+      </w:r>
+    </w:p>
+    <w:p>
+      <w:r>
+        <w:rPr>
+          <w:noProof/>
+        </w:rPr>
         <w:drawing>
           <wp:inline distT="0" distB="0" distL="0" distR="0" wp14:anchorId="39612E09" wp14:editId="4854B009">
             <wp:extent cx="1276350" cy="1813761"/>
@@ -671,6 +777,7 @@
           <w:b/>
           <w:bCs/>
         </w:rPr>
+        <w:lastRenderedPageBreak/>
         <w:t>The Crowd's Tension:</w:t>
       </w:r>
       <w:r>
@@ -686,14 +793,14 @@
     <w:p/>
     <w:p>
       <w:r>
-        <w:t>31</w:t>
-      </w:r>
-      <w:r>
-        <w:t>:00/1:15:03</w:t>
-      </w:r>
-    </w:p>
-    <w:p>
-      <w:r>
+        <w:t>31:00/1:15:03</w:t>
+      </w:r>
+    </w:p>
+    <w:p>
+      <w:r>
+        <w:rPr>
+          <w:noProof/>
+        </w:rPr>
         <w:drawing>
           <wp:inline distT="0" distB="0" distL="0" distR="0" wp14:anchorId="4240B70C" wp14:editId="47BB22C6">
             <wp:extent cx="5696745" cy="724001"/>
@@ -741,17 +848,14 @@
     <w:p/>
     <w:p>
       <w:r>
-        <w:t>3</w:t>
-      </w:r>
-      <w:r>
-        <w:t>6</w:t>
-      </w:r>
-      <w:r>
-        <w:t>:00/1:15:03</w:t>
-      </w:r>
-    </w:p>
-    <w:p>
-      <w:r>
+        <w:t>36:00/1:15:03</w:t>
+      </w:r>
+    </w:p>
+    <w:p>
+      <w:r>
+        <w:rPr>
+          <w:noProof/>
+        </w:rPr>
         <w:drawing>
           <wp:inline distT="0" distB="0" distL="0" distR="0" wp14:anchorId="5819E31F" wp14:editId="14026C45">
             <wp:extent cx="5943600" cy="767715"/>
@@ -908,17 +1012,14 @@
     <w:p/>
     <w:p>
       <w:r>
-        <w:t>3</w:t>
-      </w:r>
-      <w:r>
-        <w:t>8</w:t>
-      </w:r>
-      <w:r>
-        <w:t>:00/1:15:03</w:t>
-      </w:r>
-    </w:p>
-    <w:p>
-      <w:r>
+        <w:t>38:00/1:15:03</w:t>
+      </w:r>
+    </w:p>
+    <w:p>
+      <w:r>
+        <w:rPr>
+          <w:noProof/>
+        </w:rPr>
         <w:drawing>
           <wp:inline distT="0" distB="0" distL="0" distR="0" wp14:anchorId="1EE38A78" wp14:editId="1A43E740">
             <wp:extent cx="5801535" cy="685896"/>
@@ -963,6 +1064,7 @@
     </w:p>
     <w:p>
       <w:r>
+        <w:lastRenderedPageBreak/>
         <w:t>English Standard Version</w:t>
       </w:r>
     </w:p>
@@ -1072,7 +1174,6 @@
           <w:b/>
           <w:bCs/>
         </w:rPr>
-        <w:lastRenderedPageBreak/>
         <w:t>A Personal Invitation</w:t>
       </w:r>
       <w:r>
@@ -1172,6 +1273,44 @@
         <w:t xml:space="preserve">1. </w:t>
       </w:r>
       <w:r>
+        <w:t>“When was the last time you prayed for something that you couldn’t produce?”</w:t>
+      </w:r>
+      <w:r>
+        <w:t xml:space="preserve">: </w:t>
+      </w:r>
+      <w:r>
+        <w:t>Do you</w:t>
+      </w:r>
+      <w:r>
+        <w:t xml:space="preserve"> </w:t>
+      </w:r>
+      <w:r>
+        <w:t>manage life</w:t>
+      </w:r>
+      <w:r>
+        <w:t xml:space="preserve"> </w:t>
+      </w:r>
+      <w:r>
+        <w:t>with</w:t>
+      </w:r>
+      <w:r>
+        <w:t xml:space="preserve"> God or </w:t>
+      </w:r>
+      <w:r>
+        <w:t xml:space="preserve">do you </w:t>
+      </w:r>
+      <w:r>
+        <w:t>manage on your own?</w:t>
+      </w:r>
+    </w:p>
+    <w:p>
+      <w:r>
+        <w:t>2</w:t>
+      </w:r>
+      <w:r>
+        <w:t xml:space="preserve">. </w:t>
+      </w:r>
+      <w:r>
         <w:t>Luke 8:40-42</w:t>
       </w:r>
       <w:r>
@@ -1180,60 +1319,473 @@
     </w:p>
     <w:p>
       <w:r>
+        <w:t>3</w:t>
+      </w:r>
+      <w:r>
+        <w:t xml:space="preserve">. </w:t>
+      </w:r>
+      <w:r>
+        <w:t>Luke 8:49</w:t>
+      </w:r>
+      <w:r>
+        <w:t>: Someone said to the man “your daughter is dead. Don’t bother Jesus”.</w:t>
+      </w:r>
+    </w:p>
+    <w:p>
+      <w:r>
+        <w:t>4</w:t>
+      </w:r>
+      <w:r>
+        <w:t xml:space="preserve">. </w:t>
+      </w:r>
+      <w:r>
+        <w:t>Luke 8:50</w:t>
+      </w:r>
+      <w:r>
+        <w:t>: Jesus said the man’s daughter will be fine.</w:t>
+      </w:r>
+    </w:p>
+    <w:p>
+      <w:r>
+        <w:t>5</w:t>
+      </w:r>
+      <w:r>
+        <w:t>. “When was the last time you prayed for something that you couldn’t produce?”</w:t>
+      </w:r>
+    </w:p>
+    <w:p>
+      <w:r>
+        <w:t>6</w:t>
+      </w:r>
+      <w:r>
+        <w:t>. Conclusion:</w:t>
+      </w:r>
+    </w:p>
+    <w:p>
+      <w:r>
+        <w:t>Do not wait until out of control</w:t>
+      </w:r>
+      <w:r>
+        <w:t xml:space="preserve"> and need miracle to save.</w:t>
+      </w:r>
+      <w:r>
+        <w:t xml:space="preserve"> We have same God in this room to save you.</w:t>
+      </w:r>
+    </w:p>
+    <w:p/>
+    <w:p>
+      <w:r>
+        <w:t>===&gt; Mandarin</w:t>
+      </w:r>
+    </w:p>
+    <w:p>
+      <w:pPr>
+        <w:rPr>
+          <w:rFonts w:hint="eastAsia"/>
+        </w:rPr>
+      </w:pPr>
+      <w:r>
+        <w:rPr>
+          <w:rFonts w:hint="eastAsia"/>
+        </w:rPr>
+        <w:t>2026</w:t>
+      </w:r>
+      <w:r>
+        <w:rPr>
+          <w:rFonts w:hint="eastAsia"/>
+        </w:rPr>
+        <w:t>年</w:t>
+      </w:r>
+      <w:r>
+        <w:rPr>
+          <w:rFonts w:hint="eastAsia"/>
+        </w:rPr>
+        <w:t>5</w:t>
+      </w:r>
+      <w:r>
+        <w:rPr>
+          <w:rFonts w:hint="eastAsia"/>
+        </w:rPr>
+        <w:t>月</w:t>
+      </w:r>
+      <w:r>
+        <w:rPr>
+          <w:rFonts w:hint="eastAsia"/>
+        </w:rPr>
+        <w:t>2</w:t>
+      </w:r>
+      <w:r>
+        <w:rPr>
+          <w:rFonts w:hint="eastAsia"/>
+        </w:rPr>
+        <w:t>日，</w:t>
+      </w:r>
+      <w:r>
+        <w:rPr>
+          <w:rFonts w:hint="eastAsia"/>
+        </w:rPr>
+        <w:t xml:space="preserve">Menlo </w:t>
+      </w:r>
+      <w:r>
+        <w:rPr>
+          <w:rFonts w:hint="eastAsia"/>
+        </w:rPr>
+        <w:t>教會敬拜（上週敬拜回顧，</w:t>
+      </w:r>
+      <w:r>
+        <w:rPr>
+          <w:rFonts w:hint="eastAsia"/>
+        </w:rPr>
+        <w:t>2028</w:t>
+      </w:r>
+      <w:r>
+        <w:rPr>
+          <w:rFonts w:hint="eastAsia"/>
+        </w:rPr>
+        <w:t>年</w:t>
+      </w:r>
+      <w:r>
+        <w:rPr>
+          <w:rFonts w:hint="eastAsia"/>
+        </w:rPr>
+        <w:t>4</w:t>
+      </w:r>
+      <w:r>
+        <w:rPr>
+          <w:rFonts w:hint="eastAsia"/>
+        </w:rPr>
+        <w:t>月</w:t>
+      </w:r>
+      <w:r>
+        <w:rPr>
+          <w:rFonts w:hint="eastAsia"/>
+        </w:rPr>
+        <w:t>26</w:t>
+      </w:r>
+      <w:r>
+        <w:rPr>
+          <w:rFonts w:hint="eastAsia"/>
+        </w:rPr>
+        <w:t>日）</w:t>
+      </w:r>
+    </w:p>
+    <w:p>
+      <w:pPr>
+        <w:rPr>
+          <w:rFonts w:hint="eastAsia"/>
+        </w:rPr>
+      </w:pPr>
+      <w:r>
+        <w:rPr>
+          <w:rFonts w:hint="eastAsia"/>
+        </w:rPr>
+        <w:t>https://www.youtube.com/live/eXD308R_8AY?si=MnKRIV0A3YGYnS-u</w:t>
+      </w:r>
+    </w:p>
+    <w:p>
+      <w:pPr>
+        <w:rPr>
+          <w:rFonts w:hint="eastAsia"/>
+        </w:rPr>
+      </w:pPr>
+      <w:r>
+        <w:rPr>
+          <w:rFonts w:hint="eastAsia"/>
+        </w:rPr>
+        <w:t>“</w:t>
+      </w:r>
+      <w:proofErr w:type="spellStart"/>
+      <w:r>
+        <w:rPr>
+          <w:rFonts w:hint="eastAsia"/>
+        </w:rPr>
+        <w:t>若你真實存在，我便需要神蹟</w:t>
+      </w:r>
+      <w:proofErr w:type="spellEnd"/>
+      <w:r>
+        <w:rPr>
+          <w:rFonts w:hint="eastAsia"/>
+        </w:rPr>
+        <w:t xml:space="preserve"> | </w:t>
+      </w:r>
+      <w:proofErr w:type="spellStart"/>
+      <w:r>
+        <w:rPr>
+          <w:rFonts w:hint="eastAsia"/>
+        </w:rPr>
+        <w:t>上帝啊，若你真實存在</w:t>
+      </w:r>
+      <w:proofErr w:type="spellEnd"/>
+      <w:r>
+        <w:rPr>
+          <w:rFonts w:hint="eastAsia"/>
+        </w:rPr>
+        <w:t>”，</w:t>
+      </w:r>
+      <w:r>
+        <w:rPr>
+          <w:rFonts w:hint="eastAsia"/>
+        </w:rPr>
+        <w:t xml:space="preserve">Phil </w:t>
+      </w:r>
+      <w:proofErr w:type="spellStart"/>
+      <w:r>
+        <w:rPr>
+          <w:rFonts w:hint="eastAsia"/>
+        </w:rPr>
+        <w:t>EuBank</w:t>
+      </w:r>
+      <w:r>
+        <w:rPr>
+          <w:rFonts w:hint="eastAsia"/>
+        </w:rPr>
+        <w:t>，主任牧師</w:t>
+      </w:r>
+      <w:proofErr w:type="spellEnd"/>
+    </w:p>
+    <w:p>
+      <w:pPr>
+        <w:rPr>
+          <w:rFonts w:hint="eastAsia"/>
+        </w:rPr>
+      </w:pPr>
+    </w:p>
+    <w:p>
+      <w:pPr>
+        <w:rPr>
+          <w:rFonts w:hint="eastAsia"/>
+        </w:rPr>
+      </w:pPr>
+      <w:r>
+        <w:rPr>
+          <w:rFonts w:hint="eastAsia"/>
+        </w:rPr>
+        <w:t xml:space="preserve">1. </w:t>
+      </w:r>
+      <w:r>
+        <w:rPr>
+          <w:rFonts w:hint="eastAsia"/>
+        </w:rPr>
+        <w:t>「</w:t>
+      </w:r>
+      <w:proofErr w:type="spellStart"/>
+      <w:r>
+        <w:rPr>
+          <w:rFonts w:hint="eastAsia"/>
+        </w:rPr>
+        <w:t>你上一次為某件你自己無力成就的事禱告，是在什麼時候</w:t>
+      </w:r>
+      <w:proofErr w:type="spellEnd"/>
+      <w:r>
+        <w:rPr>
+          <w:rFonts w:hint="eastAsia"/>
+        </w:rPr>
+        <w:t>？」：</w:t>
+      </w:r>
+      <w:proofErr w:type="spellStart"/>
+      <w:r>
+        <w:rPr>
+          <w:rFonts w:hint="eastAsia"/>
+        </w:rPr>
+        <w:t>你是選擇與上帝一同掌管生命，還是獨自一人去掌控</w:t>
+      </w:r>
+      <w:proofErr w:type="spellEnd"/>
+      <w:r>
+        <w:rPr>
+          <w:rFonts w:hint="eastAsia"/>
+        </w:rPr>
+        <w:t>？</w:t>
+      </w:r>
+    </w:p>
+    <w:p>
+      <w:pPr>
+        <w:rPr>
+          <w:rFonts w:hint="eastAsia"/>
+        </w:rPr>
+      </w:pPr>
+      <w:r>
+        <w:rPr>
+          <w:rFonts w:hint="eastAsia"/>
+        </w:rPr>
         <w:t xml:space="preserve">2. </w:t>
       </w:r>
-      <w:r>
-        <w:t>Luke 8:49</w:t>
-      </w:r>
-      <w:r>
-        <w:t xml:space="preserve">: </w:t>
-      </w:r>
-      <w:r>
-        <w:t>Someone said to the man “your daughter is dead. Don’t bother Jesus”.</w:t>
-      </w:r>
-    </w:p>
-    <w:p>
-      <w:r>
+      <w:proofErr w:type="spellStart"/>
+      <w:r>
+        <w:rPr>
+          <w:rFonts w:hint="eastAsia"/>
+        </w:rPr>
+        <w:t>路加福音</w:t>
+      </w:r>
+      <w:proofErr w:type="spellEnd"/>
+      <w:r>
+        <w:rPr>
+          <w:rFonts w:hint="eastAsia"/>
+        </w:rPr>
+        <w:t xml:space="preserve"> 8:40-42</w:t>
+      </w:r>
+      <w:r>
+        <w:rPr>
+          <w:rFonts w:hint="eastAsia"/>
+        </w:rPr>
+        <w:t>：有一位男子，他那年僅</w:t>
+      </w:r>
+      <w:r>
+        <w:rPr>
+          <w:rFonts w:hint="eastAsia"/>
+        </w:rPr>
+        <w:t>12</w:t>
+      </w:r>
+      <w:r>
+        <w:rPr>
+          <w:rFonts w:hint="eastAsia"/>
+        </w:rPr>
+        <w:t>歲的女兒正奄奄一息。</w:t>
+      </w:r>
+    </w:p>
+    <w:p>
+      <w:pPr>
+        <w:rPr>
+          <w:rFonts w:hint="eastAsia"/>
+        </w:rPr>
+      </w:pPr>
+      <w:r>
+        <w:rPr>
+          <w:rFonts w:hint="eastAsia"/>
+        </w:rPr>
         <w:t xml:space="preserve">3. </w:t>
       </w:r>
-      <w:r>
-        <w:t>Luke 8:50</w:t>
-      </w:r>
-      <w:r>
-        <w:t xml:space="preserve">: </w:t>
-      </w:r>
-      <w:r>
-        <w:t>Jesus said the man’s daughter will be fine.</w:t>
-      </w:r>
-    </w:p>
-    <w:p>
-      <w:r>
+      <w:proofErr w:type="spellStart"/>
+      <w:r>
+        <w:rPr>
+          <w:rFonts w:hint="eastAsia"/>
+        </w:rPr>
+        <w:t>路加福音</w:t>
+      </w:r>
+      <w:proofErr w:type="spellEnd"/>
+      <w:r>
+        <w:rPr>
+          <w:rFonts w:hint="eastAsia"/>
+        </w:rPr>
+        <w:t xml:space="preserve"> 8:49</w:t>
+      </w:r>
+      <w:r>
+        <w:rPr>
+          <w:rFonts w:hint="eastAsia"/>
+        </w:rPr>
+        <w:t>：有人對那男子說：“你的女兒已經死了，別再麻煩耶穌了。”</w:t>
+      </w:r>
+    </w:p>
+    <w:p>
+      <w:pPr>
+        <w:rPr>
+          <w:rFonts w:hint="eastAsia"/>
+        </w:rPr>
+      </w:pPr>
+      <w:r>
+        <w:rPr>
+          <w:rFonts w:hint="eastAsia"/>
+        </w:rPr>
         <w:t xml:space="preserve">4. </w:t>
       </w:r>
-      <w:r>
-        <w:t>“When was the last time you prayed for something that you couldn’t produce?”</w:t>
-      </w:r>
-    </w:p>
-    <w:p>
-      <w:r>
-        <w:t>5. Conclusion:</w:t>
-      </w:r>
-    </w:p>
-    <w:p>
-      <w:r>
-        <w:t>Do not wait until out of control</w:t>
-      </w:r>
-      <w:r>
-        <w:t xml:space="preserve"> and need miracle to save.</w:t>
-      </w:r>
-      <w:r>
-        <w:t xml:space="preserve"> We have same God in this room to save you.</w:t>
+      <w:proofErr w:type="spellStart"/>
+      <w:r>
+        <w:rPr>
+          <w:rFonts w:hint="eastAsia"/>
+        </w:rPr>
+        <w:t>路加福音</w:t>
+      </w:r>
+      <w:proofErr w:type="spellEnd"/>
+      <w:r>
+        <w:rPr>
+          <w:rFonts w:hint="eastAsia"/>
+        </w:rPr>
+        <w:t xml:space="preserve"> 8:50</w:t>
+      </w:r>
+      <w:r>
+        <w:rPr>
+          <w:rFonts w:hint="eastAsia"/>
+        </w:rPr>
+        <w:t>：耶穌卻對那男子說，他的女兒會安然無恙。</w:t>
+      </w:r>
+    </w:p>
+    <w:p>
+      <w:pPr>
+        <w:rPr>
+          <w:rFonts w:hint="eastAsia"/>
+        </w:rPr>
+      </w:pPr>
+      <w:r>
+        <w:rPr>
+          <w:rFonts w:hint="eastAsia"/>
+        </w:rPr>
+        <w:lastRenderedPageBreak/>
+        <w:t xml:space="preserve">5. </w:t>
+      </w:r>
+      <w:r>
+        <w:rPr>
+          <w:rFonts w:hint="eastAsia"/>
+        </w:rPr>
+        <w:t>“</w:t>
+      </w:r>
+      <w:proofErr w:type="spellStart"/>
+      <w:r>
+        <w:rPr>
+          <w:rFonts w:hint="eastAsia"/>
+        </w:rPr>
+        <w:t>你上一次為某件你自己無力成就的事禱告，是在什麼時候</w:t>
+      </w:r>
+      <w:proofErr w:type="spellEnd"/>
+      <w:r>
+        <w:rPr>
+          <w:rFonts w:hint="eastAsia"/>
+        </w:rPr>
+        <w:t>？”</w:t>
+      </w:r>
+    </w:p>
+    <w:p>
+      <w:pPr>
+        <w:rPr>
+          <w:rFonts w:hint="eastAsia"/>
+        </w:rPr>
+      </w:pPr>
+      <w:r>
+        <w:rPr>
+          <w:rFonts w:hint="eastAsia"/>
+        </w:rPr>
+        <w:t xml:space="preserve">6. </w:t>
+      </w:r>
+      <w:r>
+        <w:rPr>
+          <w:rFonts w:hint="eastAsia"/>
+        </w:rPr>
+        <w:t>結語：</w:t>
+      </w:r>
+    </w:p>
+    <w:p>
+      <w:proofErr w:type="spellStart"/>
+      <w:r>
+        <w:rPr>
+          <w:rFonts w:hint="eastAsia"/>
+        </w:rPr>
+        <w:t>不要等到局面徹底失控、非得靠神蹟來挽救時才去尋求。就在這房間裡，那位能夠施行拯救的上帝，依然與我們同在，隨時準備拯救你</w:t>
+      </w:r>
+      <w:proofErr w:type="spellEnd"/>
+      <w:r>
+        <w:rPr>
+          <w:rFonts w:hint="eastAsia"/>
+        </w:rPr>
+        <w:t>。</w:t>
       </w:r>
     </w:p>
     <w:p/>
     <w:p>
       <w:r>
-        <w:t>===&gt; Mandarin</w:t>
+        <w:t>===&gt; Japanese</w:t>
+      </w:r>
+    </w:p>
+    <w:p>
+      <w:r>
+        <w:br/>
       </w:r>
     </w:p>
     <w:p>
@@ -1276,19 +1828,19 @@
         <w:rPr>
           <w:rFonts w:hint="eastAsia"/>
         </w:rPr>
-        <w:t>日，</w:t>
-      </w:r>
-      <w:r>
-        <w:rPr>
-          <w:rFonts w:hint="eastAsia"/>
-        </w:rPr>
-        <w:t>Menlo</w:t>
-      </w:r>
-      <w:r>
-        <w:rPr>
-          <w:rFonts w:hint="eastAsia"/>
-        </w:rPr>
-        <w:t>教會敬拜（上週聚會摘要，</w:t>
+        <w:t>日、メンロー</w:t>
+      </w:r>
+      <w:r>
+        <w:rPr>
+          <w:rFonts w:ascii="MS Mincho" w:eastAsia="MS Mincho" w:hAnsi="MS Mincho" w:cs="MS Mincho" w:hint="eastAsia"/>
+        </w:rPr>
+        <w:t>・</w:t>
+      </w:r>
+      <w:r>
+        <w:rPr>
+          <w:rFonts w:ascii="SimSun" w:hAnsi="SimSun" w:cs="SimSun" w:hint="eastAsia"/>
+        </w:rPr>
+        <w:t>チャーチ礼拝（先週の要約：</w:t>
       </w:r>
       <w:r>
         <w:rPr>
@@ -1350,31 +1902,79 @@
         <w:rPr>
           <w:rFonts w:hint="eastAsia"/>
         </w:rPr>
-        <w:t>“如果你是真實的，我需要一個神蹟</w:t>
-      </w:r>
-      <w:r>
-        <w:rPr>
-          <w:rFonts w:hint="eastAsia"/>
-        </w:rPr>
-        <w:t xml:space="preserve"> | </w:t>
-      </w:r>
-      <w:r>
-        <w:rPr>
-          <w:rFonts w:hint="eastAsia"/>
-        </w:rPr>
-        <w:t>上帝，如果你是真實的”，</w:t>
-      </w:r>
-      <w:r>
-        <w:rPr>
-          <w:rFonts w:hint="eastAsia"/>
-        </w:rPr>
-        <w:t>Phil EuBank</w:t>
-      </w:r>
-      <w:r>
-        <w:rPr>
-          <w:rFonts w:hint="eastAsia"/>
-        </w:rPr>
-        <w:t>，主任牧師</w:t>
+        <w:t>「</w:t>
+      </w:r>
+      <w:proofErr w:type="spellStart"/>
+      <w:r>
+        <w:rPr>
+          <w:rFonts w:hint="eastAsia"/>
+        </w:rPr>
+        <w:t>もしあなたが実在するなら、私には奇跡が必要だ</w:t>
+      </w:r>
+      <w:proofErr w:type="spellEnd"/>
+      <w:r>
+        <w:rPr>
+          <w:rFonts w:hint="eastAsia"/>
+        </w:rPr>
+        <w:t xml:space="preserve"> </w:t>
+      </w:r>
+      <w:r>
+        <w:rPr>
+          <w:rFonts w:hint="eastAsia"/>
+        </w:rPr>
+        <w:t>——</w:t>
+      </w:r>
+      <w:r>
+        <w:rPr>
+          <w:rFonts w:hint="eastAsia"/>
+        </w:rPr>
+        <w:t xml:space="preserve"> </w:t>
+      </w:r>
+      <w:proofErr w:type="spellStart"/>
+      <w:r>
+        <w:rPr>
+          <w:rFonts w:hint="eastAsia"/>
+        </w:rPr>
+        <w:t>神よ、もしあなたが実在するなら</w:t>
+      </w:r>
+      <w:proofErr w:type="spellEnd"/>
+      <w:r>
+        <w:rPr>
+          <w:rFonts w:hint="eastAsia"/>
+        </w:rPr>
+        <w:t>」</w:t>
+      </w:r>
+      <w:r>
+        <w:rPr>
+          <w:rFonts w:hint="eastAsia"/>
+        </w:rPr>
+        <w:t xml:space="preserve"> </w:t>
+      </w:r>
+      <w:proofErr w:type="spellStart"/>
+      <w:r>
+        <w:rPr>
+          <w:rFonts w:hint="eastAsia"/>
+        </w:rPr>
+        <w:t>フィル</w:t>
+      </w:r>
+      <w:r>
+        <w:rPr>
+          <w:rFonts w:ascii="MS Mincho" w:eastAsia="MS Mincho" w:hAnsi="MS Mincho" w:cs="MS Mincho" w:hint="eastAsia"/>
+        </w:rPr>
+        <w:t>・</w:t>
+      </w:r>
+      <w:r>
+        <w:rPr>
+          <w:rFonts w:ascii="SimSun" w:hAnsi="SimSun" w:cs="SimSun" w:hint="eastAsia"/>
+        </w:rPr>
+        <w:t>ユーバンク（主任牧師</w:t>
+      </w:r>
+      <w:proofErr w:type="spellEnd"/>
+      <w:r>
+        <w:rPr>
+          <w:rFonts w:ascii="SimSun" w:hAnsi="SimSun" w:cs="SimSun" w:hint="eastAsia"/>
+        </w:rPr>
+        <w:t>）</w:t>
       </w:r>
     </w:p>
     <w:p>
@@ -1400,19 +2000,27 @@
         <w:rPr>
           <w:rFonts w:hint="eastAsia"/>
         </w:rPr>
-        <w:t>路加福音</w:t>
-      </w:r>
-      <w:r>
-        <w:rPr>
-          <w:rFonts w:hint="eastAsia"/>
-        </w:rPr>
-        <w:t xml:space="preserve"> 8:40-42</w:t>
-      </w:r>
-      <w:r>
-        <w:rPr>
-          <w:rFonts w:hint="eastAsia"/>
-        </w:rPr>
-        <w:t>：有一位男子，他那十二歲的女兒正奄奄一息。</w:t>
+        <w:t>「自分自身の力ではどうすることもできない事柄のために、あなたが最後に祈りを捧げたのはいつのことですか？」：あなたは神と共に人生を歩んでいますか？</w:t>
+      </w:r>
+      <w:r>
+        <w:rPr>
+          <w:rFonts w:hint="eastAsia"/>
+        </w:rPr>
+        <w:t xml:space="preserve"> </w:t>
+      </w:r>
+      <w:proofErr w:type="spellStart"/>
+      <w:r>
+        <w:rPr>
+          <w:rFonts w:hint="eastAsia"/>
+        </w:rPr>
+        <w:t>それとも、自分の力だけで人生を切り盛りしようとしていますか</w:t>
+      </w:r>
+      <w:proofErr w:type="spellEnd"/>
+      <w:r>
+        <w:rPr>
+          <w:rFonts w:hint="eastAsia"/>
+        </w:rPr>
+        <w:t>？</w:t>
       </w:r>
     </w:p>
     <w:p>
@@ -1427,23 +2035,49 @@
         </w:rPr>
         <w:t xml:space="preserve">2. </w:t>
       </w:r>
-      <w:r>
-        <w:rPr>
-          <w:rFonts w:hint="eastAsia"/>
-        </w:rPr>
-        <w:t>路加福音</w:t>
-      </w:r>
-      <w:r>
-        <w:rPr>
-          <w:rFonts w:hint="eastAsia"/>
-        </w:rPr>
-        <w:t xml:space="preserve"> 8:49</w:t>
-      </w:r>
-      <w:r>
-        <w:rPr>
-          <w:rFonts w:hint="eastAsia"/>
-        </w:rPr>
-        <w:t>：有人對那男子說：“你的女兒已經死了，別再麻煩耶穌了。”</w:t>
+      <w:proofErr w:type="spellStart"/>
+      <w:r>
+        <w:rPr>
+          <w:rFonts w:hint="eastAsia"/>
+        </w:rPr>
+        <w:t>ルカによる福音書</w:t>
+      </w:r>
+      <w:proofErr w:type="spellEnd"/>
+      <w:r>
+        <w:rPr>
+          <w:rFonts w:hint="eastAsia"/>
+        </w:rPr>
+        <w:t xml:space="preserve"> 8</w:t>
+      </w:r>
+      <w:r>
+        <w:rPr>
+          <w:rFonts w:hint="eastAsia"/>
+        </w:rPr>
+        <w:t>章</w:t>
+      </w:r>
+      <w:r>
+        <w:rPr>
+          <w:rFonts w:hint="eastAsia"/>
+        </w:rPr>
+        <w:t>40-42</w:t>
+      </w:r>
+      <w:r>
+        <w:rPr>
+          <w:rFonts w:hint="eastAsia"/>
+        </w:rPr>
+        <w:t>節：ある男性に、死にかけている</w:t>
+      </w:r>
+      <w:r>
+        <w:rPr>
+          <w:rFonts w:hint="eastAsia"/>
+        </w:rPr>
+        <w:t>12</w:t>
+      </w:r>
+      <w:r>
+        <w:rPr>
+          <w:rFonts w:hint="eastAsia"/>
+        </w:rPr>
+        <w:t>歳の娘がいました。</w:t>
       </w:r>
     </w:p>
     <w:p>
@@ -1458,23 +2092,51 @@
         </w:rPr>
         <w:t xml:space="preserve">3. </w:t>
       </w:r>
-      <w:r>
-        <w:rPr>
-          <w:rFonts w:hint="eastAsia"/>
-        </w:rPr>
-        <w:t>路加福音</w:t>
-      </w:r>
-      <w:r>
-        <w:rPr>
-          <w:rFonts w:hint="eastAsia"/>
-        </w:rPr>
-        <w:t xml:space="preserve"> 8:50</w:t>
-      </w:r>
-      <w:r>
-        <w:rPr>
-          <w:rFonts w:hint="eastAsia"/>
-        </w:rPr>
-        <w:t>：耶穌對那男子說，他的女兒會沒事的。</w:t>
+      <w:proofErr w:type="spellStart"/>
+      <w:r>
+        <w:rPr>
+          <w:rFonts w:hint="eastAsia"/>
+        </w:rPr>
+        <w:t>ルカによる福音書</w:t>
+      </w:r>
+      <w:proofErr w:type="spellEnd"/>
+      <w:r>
+        <w:rPr>
+          <w:rFonts w:hint="eastAsia"/>
+        </w:rPr>
+        <w:t xml:space="preserve"> 8</w:t>
+      </w:r>
+      <w:r>
+        <w:rPr>
+          <w:rFonts w:hint="eastAsia"/>
+        </w:rPr>
+        <w:t>章</w:t>
+      </w:r>
+      <w:r>
+        <w:rPr>
+          <w:rFonts w:hint="eastAsia"/>
+        </w:rPr>
+        <w:t>49</w:t>
+      </w:r>
+      <w:r>
+        <w:rPr>
+          <w:rFonts w:hint="eastAsia"/>
+        </w:rPr>
+        <w:t>節：ある人がその男性にこう告げました。「</w:t>
+      </w:r>
+      <w:proofErr w:type="spellStart"/>
+      <w:r>
+        <w:rPr>
+          <w:rFonts w:hint="eastAsia"/>
+        </w:rPr>
+        <w:t>あなたの娘さんはもう亡くなりました。イエス様を煩わせる必要はありません</w:t>
+      </w:r>
+      <w:proofErr w:type="spellEnd"/>
+      <w:r>
+        <w:rPr>
+          <w:rFonts w:hint="eastAsia"/>
+        </w:rPr>
+        <w:t>」。</w:t>
       </w:r>
     </w:p>
     <w:p>
@@ -1489,11 +2151,37 @@
         </w:rPr>
         <w:t xml:space="preserve">4. </w:t>
       </w:r>
-      <w:r>
-        <w:rPr>
-          <w:rFonts w:hint="eastAsia"/>
-        </w:rPr>
-        <w:t>“你上一次為某件事禱告——那是一件憑你自己無法成就的事——是什麼時候？”</w:t>
+      <w:proofErr w:type="spellStart"/>
+      <w:r>
+        <w:rPr>
+          <w:rFonts w:hint="eastAsia"/>
+        </w:rPr>
+        <w:t>ルカによる福音書</w:t>
+      </w:r>
+      <w:proofErr w:type="spellEnd"/>
+      <w:r>
+        <w:rPr>
+          <w:rFonts w:hint="eastAsia"/>
+        </w:rPr>
+        <w:t xml:space="preserve"> 8</w:t>
+      </w:r>
+      <w:r>
+        <w:rPr>
+          <w:rFonts w:hint="eastAsia"/>
+        </w:rPr>
+        <w:t>章</w:t>
+      </w:r>
+      <w:r>
+        <w:rPr>
+          <w:rFonts w:hint="eastAsia"/>
+        </w:rPr>
+        <w:t>50</w:t>
+      </w:r>
+      <w:r>
+        <w:rPr>
+          <w:rFonts w:hint="eastAsia"/>
+        </w:rPr>
+        <w:t>節：しかしイエス様は、その男性の娘は必ず良くなると言われました。</w:t>
       </w:r>
     </w:p>
     <w:p>
@@ -1512,393 +2200,61 @@
         <w:rPr>
           <w:rFonts w:hint="eastAsia"/>
         </w:rPr>
-        <w:t>結論：</w:t>
-      </w:r>
-    </w:p>
-    <w:p>
-      <w:r>
-        <w:rPr>
-          <w:rFonts w:hint="eastAsia"/>
-        </w:rPr>
-        <w:t>不要等到局面徹底失控、非得靠神蹟來挽救時才行動。就在這房間裡，我們擁有同一位上帝，祂能拯救你。</w:t>
-      </w:r>
-    </w:p>
-    <w:p/>
-    <w:p>
-      <w:r>
-        <w:t>===&gt; Japanese</w:t>
-      </w:r>
-    </w:p>
-    <w:p>
-      <w:pPr>
-        <w:rPr>
-          <w:rFonts w:hint="eastAsia"/>
-        </w:rPr>
-      </w:pPr>
-      <w:r>
-        <w:rPr>
-          <w:rFonts w:hint="eastAsia"/>
-        </w:rPr>
-        <w:t>2026</w:t>
-      </w:r>
-      <w:r>
-        <w:rPr>
-          <w:rFonts w:hint="eastAsia"/>
-        </w:rPr>
-        <w:t>年</w:t>
-      </w:r>
-      <w:r>
-        <w:rPr>
-          <w:rFonts w:hint="eastAsia"/>
-        </w:rPr>
-        <w:t>5</w:t>
-      </w:r>
-      <w:r>
-        <w:rPr>
-          <w:rFonts w:hint="eastAsia"/>
-        </w:rPr>
-        <w:t>月</w:t>
-      </w:r>
-      <w:r>
-        <w:rPr>
-          <w:rFonts w:hint="eastAsia"/>
-        </w:rPr>
-        <w:t>2</w:t>
-      </w:r>
-      <w:r>
-        <w:rPr>
-          <w:rFonts w:hint="eastAsia"/>
-        </w:rPr>
-        <w:t>日、メンロー</w:t>
-      </w:r>
-      <w:r>
-        <w:rPr>
-          <w:rFonts w:ascii="MS Mincho" w:eastAsia="MS Mincho" w:hAnsi="MS Mincho" w:cs="MS Mincho" w:hint="eastAsia"/>
-        </w:rPr>
-        <w:t>・</w:t>
-      </w:r>
-      <w:r>
-        <w:rPr>
-          <w:rFonts w:ascii="SimSun" w:hAnsi="SimSun" w:cs="SimSun" w:hint="eastAsia"/>
-        </w:rPr>
-        <w:t>チャーチ礼拝（先週</w:t>
-      </w:r>
-      <w:r>
-        <w:rPr>
-          <w:rFonts w:hint="eastAsia"/>
-        </w:rPr>
-        <w:t xml:space="preserve"> 2028</w:t>
-      </w:r>
-      <w:r>
-        <w:rPr>
-          <w:rFonts w:hint="eastAsia"/>
-        </w:rPr>
-        <w:t>年</w:t>
-      </w:r>
-      <w:r>
-        <w:rPr>
-          <w:rFonts w:hint="eastAsia"/>
-        </w:rPr>
-        <w:t>4</w:t>
-      </w:r>
-      <w:r>
-        <w:rPr>
-          <w:rFonts w:hint="eastAsia"/>
-        </w:rPr>
-        <w:t>月</w:t>
-      </w:r>
-      <w:r>
-        <w:rPr>
-          <w:rFonts w:hint="eastAsia"/>
-        </w:rPr>
-        <w:t>26</w:t>
-      </w:r>
-      <w:r>
-        <w:rPr>
-          <w:rFonts w:hint="eastAsia"/>
-        </w:rPr>
-        <w:t>日の要約）</w:t>
-      </w:r>
-    </w:p>
-    <w:p>
-      <w:pPr>
-        <w:rPr>
-          <w:rFonts w:hint="eastAsia"/>
-        </w:rPr>
-      </w:pPr>
-      <w:r>
-        <w:rPr>
-          <w:rFonts w:hint="eastAsia"/>
-        </w:rPr>
-        <w:t>https://www.youtube.com/live/eXD308R_8AY?si=MnKRIV0A3YGYnS-u</w:t>
-      </w:r>
-    </w:p>
-    <w:p>
-      <w:pPr>
-        <w:rPr>
-          <w:rFonts w:hint="eastAsia"/>
-        </w:rPr>
-      </w:pPr>
-      <w:r>
-        <w:rPr>
-          <w:rFonts w:hint="eastAsia"/>
-        </w:rPr>
-        <w:t>「もしあなたが実在するなら、私には奇跡が必要だ</w:t>
-      </w:r>
-      <w:r>
-        <w:rPr>
-          <w:rFonts w:hint="eastAsia"/>
-        </w:rPr>
-        <w:t xml:space="preserve"> </w:t>
-      </w:r>
-      <w:r>
-        <w:rPr>
-          <w:rFonts w:hint="eastAsia"/>
-        </w:rPr>
-        <w:t>——</w:t>
-      </w:r>
-      <w:r>
-        <w:rPr>
-          <w:rFonts w:hint="eastAsia"/>
-        </w:rPr>
-        <w:t xml:space="preserve"> </w:t>
-      </w:r>
-      <w:r>
-        <w:rPr>
-          <w:rFonts w:hint="eastAsia"/>
-        </w:rPr>
-        <w:t>神よ、もしあなたが実在するなら」</w:t>
-      </w:r>
-      <w:r>
-        <w:rPr>
-          <w:rFonts w:hint="eastAsia"/>
-        </w:rPr>
-        <w:t xml:space="preserve"> </w:t>
-      </w:r>
-      <w:r>
-        <w:rPr>
-          <w:rFonts w:hint="eastAsia"/>
-        </w:rPr>
-        <w:t>フィル</w:t>
-      </w:r>
-      <w:r>
-        <w:rPr>
-          <w:rFonts w:ascii="MS Mincho" w:eastAsia="MS Mincho" w:hAnsi="MS Mincho" w:cs="MS Mincho" w:hint="eastAsia"/>
-        </w:rPr>
-        <w:t>・</w:t>
-      </w:r>
-      <w:r>
-        <w:rPr>
-          <w:rFonts w:ascii="SimSun" w:hAnsi="SimSun" w:cs="SimSun" w:hint="eastAsia"/>
-        </w:rPr>
-        <w:t>ユーバンク（主任牧師）</w:t>
-      </w:r>
-    </w:p>
-    <w:p>
-      <w:pPr>
-        <w:rPr>
-          <w:rFonts w:hint="eastAsia"/>
-        </w:rPr>
-      </w:pPr>
-    </w:p>
-    <w:p>
-      <w:pPr>
-        <w:rPr>
-          <w:rFonts w:hint="eastAsia"/>
-        </w:rPr>
-      </w:pPr>
-      <w:r>
-        <w:rPr>
-          <w:rFonts w:hint="eastAsia"/>
-        </w:rPr>
-        <w:t xml:space="preserve">1. </w:t>
-      </w:r>
-      <w:r>
-        <w:rPr>
-          <w:rFonts w:hint="eastAsia"/>
-        </w:rPr>
-        <w:t>ルカによる福音書</w:t>
-      </w:r>
-      <w:r>
-        <w:rPr>
-          <w:rFonts w:hint="eastAsia"/>
-        </w:rPr>
-        <w:t xml:space="preserve"> 8</w:t>
-      </w:r>
-      <w:r>
-        <w:rPr>
-          <w:rFonts w:hint="eastAsia"/>
-        </w:rPr>
-        <w:t>章</w:t>
-      </w:r>
-      <w:r>
-        <w:rPr>
-          <w:rFonts w:hint="eastAsia"/>
-        </w:rPr>
-        <w:t>40-42</w:t>
-      </w:r>
-      <w:r>
-        <w:rPr>
-          <w:rFonts w:hint="eastAsia"/>
-        </w:rPr>
-        <w:t>節：ある男性に</w:t>
-      </w:r>
-      <w:r>
-        <w:rPr>
-          <w:rFonts w:hint="eastAsia"/>
-        </w:rPr>
-        <w:t>12</w:t>
-      </w:r>
-      <w:r>
-        <w:rPr>
-          <w:rFonts w:hint="eastAsia"/>
-        </w:rPr>
-        <w:t>歳の娘がいたが、その娘が死にかけていた。</w:t>
-      </w:r>
-    </w:p>
-    <w:p>
-      <w:pPr>
-        <w:rPr>
-          <w:rFonts w:hint="eastAsia"/>
-        </w:rPr>
-      </w:pPr>
-      <w:r>
-        <w:rPr>
-          <w:rFonts w:hint="eastAsia"/>
-        </w:rPr>
-        <w:t xml:space="preserve">2. </w:t>
-      </w:r>
-      <w:r>
-        <w:rPr>
-          <w:rFonts w:hint="eastAsia"/>
-        </w:rPr>
-        <w:t>ルカによる福音書</w:t>
-      </w:r>
-      <w:r>
-        <w:rPr>
-          <w:rFonts w:hint="eastAsia"/>
-        </w:rPr>
-        <w:t xml:space="preserve"> 8</w:t>
-      </w:r>
-      <w:r>
-        <w:rPr>
-          <w:rFonts w:hint="eastAsia"/>
-        </w:rPr>
-        <w:t>章</w:t>
-      </w:r>
-      <w:r>
-        <w:rPr>
-          <w:rFonts w:hint="eastAsia"/>
-        </w:rPr>
-        <w:t>49</w:t>
-      </w:r>
-      <w:r>
-        <w:rPr>
-          <w:rFonts w:hint="eastAsia"/>
-        </w:rPr>
-        <w:t>節：ある人がその男性に言った。「あなたの娘さんはもう死んでしまいました。イエス様を煩わせる必要はありません。」</w:t>
-      </w:r>
-    </w:p>
-    <w:p>
-      <w:pPr>
-        <w:rPr>
-          <w:rFonts w:hint="eastAsia"/>
-        </w:rPr>
-      </w:pPr>
-      <w:r>
-        <w:rPr>
-          <w:rFonts w:hint="eastAsia"/>
-        </w:rPr>
-        <w:t xml:space="preserve">3. </w:t>
-      </w:r>
-      <w:r>
-        <w:rPr>
-          <w:rFonts w:hint="eastAsia"/>
-        </w:rPr>
-        <w:t>ルカによる福音書</w:t>
-      </w:r>
-      <w:r>
-        <w:rPr>
-          <w:rFonts w:hint="eastAsia"/>
-        </w:rPr>
-        <w:t xml:space="preserve"> 8</w:t>
-      </w:r>
-      <w:r>
-        <w:rPr>
-          <w:rFonts w:hint="eastAsia"/>
-        </w:rPr>
-        <w:t>章</w:t>
-      </w:r>
-      <w:r>
-        <w:rPr>
-          <w:rFonts w:hint="eastAsia"/>
-        </w:rPr>
-        <w:t>50</w:t>
-      </w:r>
-      <w:r>
-        <w:rPr>
-          <w:rFonts w:hint="eastAsia"/>
-        </w:rPr>
-        <w:t>節：イエス様は、その男性の娘は大丈夫になると言われた。</w:t>
-      </w:r>
-    </w:p>
-    <w:p>
-      <w:pPr>
-        <w:rPr>
-          <w:rFonts w:hint="eastAsia"/>
-        </w:rPr>
-      </w:pPr>
-      <w:r>
-        <w:rPr>
-          <w:rFonts w:hint="eastAsia"/>
-        </w:rPr>
-        <w:t xml:space="preserve">4. </w:t>
-      </w:r>
-      <w:r>
-        <w:rPr>
-          <w:rFonts w:hint="eastAsia"/>
-        </w:rPr>
-        <w:t>「あなた自身ではどうすることもできない事柄のために、最後に祈りを捧げたのはいつのことでしたか？」</w:t>
-      </w:r>
-    </w:p>
-    <w:p>
-      <w:pPr>
-        <w:rPr>
-          <w:rFonts w:hint="eastAsia"/>
-        </w:rPr>
-      </w:pPr>
-      <w:r>
-        <w:rPr>
-          <w:rFonts w:hint="eastAsia"/>
-        </w:rPr>
-        <w:t xml:space="preserve">5. </w:t>
-      </w:r>
-      <w:r>
-        <w:rPr>
-          <w:rFonts w:hint="eastAsia"/>
-        </w:rPr>
-        <w:t>結論：</w:t>
-      </w:r>
-    </w:p>
-    <w:p>
-      <w:r>
-        <w:rPr>
-          <w:rFonts w:hint="eastAsia"/>
-        </w:rPr>
-        <w:lastRenderedPageBreak/>
-        <w:t>事態が手に負えなくなり、救いのための奇跡が必要になるその時まで、ただ待っているようなことはしないでください。この部屋には、あなたを救うことのできる、あの時と同じ神様が今も共におられます。</w:t>
-      </w:r>
-    </w:p>
-    <w:p/>
-    <w:p>
-      <w:pPr>
-        <w:rPr>
-          <w:i/>
-          <w:iCs/>
-        </w:rPr>
-      </w:pPr>
-    </w:p>
-    <w:p/>
+        <w:t>「</w:t>
+      </w:r>
+      <w:proofErr w:type="spellStart"/>
+      <w:r>
+        <w:rPr>
+          <w:rFonts w:hint="eastAsia"/>
+        </w:rPr>
+        <w:t>自分自身の力ではどうすることもできない事柄のために、あなたが最後に祈りを捧げたのはいつのことですか</w:t>
+      </w:r>
+      <w:proofErr w:type="spellEnd"/>
+      <w:r>
+        <w:rPr>
+          <w:rFonts w:hint="eastAsia"/>
+        </w:rPr>
+        <w:t>？」</w:t>
+      </w:r>
+    </w:p>
+    <w:p>
+      <w:pPr>
+        <w:rPr>
+          <w:rFonts w:hint="eastAsia"/>
+        </w:rPr>
+      </w:pPr>
+      <w:r>
+        <w:rPr>
+          <w:rFonts w:hint="eastAsia"/>
+        </w:rPr>
+        <w:t xml:space="preserve">6. </w:t>
+      </w:r>
+      <w:proofErr w:type="spellStart"/>
+      <w:r>
+        <w:rPr>
+          <w:rFonts w:hint="eastAsia"/>
+        </w:rPr>
+        <w:t>結論</w:t>
+      </w:r>
+      <w:proofErr w:type="spellEnd"/>
+      <w:r>
+        <w:rPr>
+          <w:rFonts w:hint="eastAsia"/>
+        </w:rPr>
+        <w:t>：</w:t>
+      </w:r>
+    </w:p>
+    <w:p>
+      <w:r>
+        <w:rPr>
+          <w:rFonts w:hint="eastAsia"/>
+        </w:rPr>
+        <w:t>事態が手に負えなくなり、救いのための奇跡が必要になるその時まで、ただ待っているようなことはしないでください。この場には、あなたを救うことのできる、あの時と同じ神様が共にいてくださるのです</w:t>
+      </w:r>
+      <w:r>
+        <w:t>.</w:t>
+      </w:r>
+    </w:p>
     <w:sectPr>
       <w:footerReference w:type="default" r:id="rId22"/>
       <w:pgSz w:w="12240" w:h="15840"/>
@@ -1994,6 +2350,304 @@
 <file path=word/numbering.xml><?xml version="1.0" encoding="utf-8"?>
 <w:numbering xmlns:wpc="http://schemas.microsoft.com/office/word/2010/wordprocessingCanvas" xmlns:cx="http://schemas.microsoft.com/office/drawing/2014/chartex" xmlns:cx1="http://schemas.microsoft.com/office/drawing/2015/9/8/chartex" xmlns:cx2="http://schemas.microsoft.com/office/drawing/2015/10/21/chartex" xmlns:cx3="http://schemas.microsoft.com/office/drawing/2016/5/9/chartex" xmlns:cx4="http://schemas.microsoft.com/office/drawing/2016/5/10/chartex" xmlns:cx5="http://schemas.microsoft.com/office/drawing/2016/5/11/chartex" xmlns:cx6="http://schemas.microsoft.com/office/drawing/2016/5/12/chartex" xmlns:cx7="http://schemas.microsoft.com/office/drawing/2016/5/13/chartex" xmlns:cx8="http://schemas.microsoft.com/office/drawing/2016/5/14/chartex" xmlns:mc="http://schemas.openxmlformats.org/markup-compatibility/2006" xmlns:aink="http://schemas.microsoft.com/office/drawing/2016/ink" xmlns:am3d="http://schemas.microsoft.com/office/drawing/2017/model3d" xmlns:o="urn:schemas-microsoft-com:office:office" xmlns:oel="http://schemas.microsoft.com/office/2019/extlst" xmlns:r="http://schemas.openxmlformats.org/officeDocument/2006/relationships" xmlns:m="http://schemas.openxmlformats.org/officeDocument/2006/math" xmlns:v="urn:schemas-microsoft-com:vml" xmlns:wp14="http://schemas.microsoft.com/office/word/2010/wordprocessingDrawing" xmlns:wp="http://schemas.openxmlformats.org/drawingml/2006/wordprocessingDrawing" xmlns:w10="urn:schemas-microsoft-com:office:word" xmlns:w="http://schemas.openxmlformats.org/wordprocessingml/2006/main" xmlns:w14="http://schemas.microsoft.com/office/word/2010/wordml" xmlns:w15="http://schemas.microsoft.com/office/word/2012/wordml" xmlns:w16cex="http://schemas.microsoft.com/office/word/2018/wordml/cex" xmlns:w16cid="http://schemas.microsoft.com/office/word/2016/wordml/cid" xmlns:w16="http://schemas.microsoft.com/office/word/2018/wordml" xmlns:w16du="http://schemas.microsoft.com/office/word/2023/wordml/word16du" xmlns:w16sdtdh="http://schemas.microsoft.com/office/word/2020/wordml/sdtdatahash" xmlns:w16sdtfl="http://schemas.microsoft.com/office/word/2024/wordml/sdtformatlock" xmlns:w16se="http://schemas.microsoft.com/office/word/2015/wordml/symex" xmlns:wpg="http://schemas.microsoft.com/office/word/2010/wordprocessingGroup" xmlns:wpi="http://schemas.microsoft.com/office/word/2010/wordprocessingInk" xmlns:wne="http://schemas.microsoft.com/office/word/2006/wordml" xmlns:wps="http://schemas.microsoft.com/office/word/2010/wordprocessingShape" mc:Ignorable="w14 w15 w16se w16cid w16 w16cex w16sdtdh w16sdtfl w16du wp14">
   <w:abstractNum w:abstractNumId="0" w15:restartNumberingAfterBreak="0">
+    <w:nsid w:val="00F27926"/>
+    <w:multiLevelType w:val="multilevel"/>
+    <w:tmpl w:val="D76E4A54"/>
+    <w:lvl w:ilvl="0">
+      <w:start w:val="1"/>
+      <w:numFmt w:val="bullet"/>
+      <w:lvlText w:val=""/>
+      <w:lvlJc w:val="left"/>
+      <w:pPr>
+        <w:tabs>
+          <w:tab w:val="num" w:pos="720"/>
+        </w:tabs>
+        <w:ind w:left="720" w:hanging="360"/>
+      </w:pPr>
+      <w:rPr>
+        <w:rFonts w:ascii="Symbol" w:hAnsi="Symbol" w:hint="default"/>
+        <w:sz w:val="20"/>
+      </w:rPr>
+    </w:lvl>
+    <w:lvl w:ilvl="1" w:tentative="1">
+      <w:start w:val="1"/>
+      <w:numFmt w:val="bullet"/>
+      <w:lvlText w:val="o"/>
+      <w:lvlJc w:val="left"/>
+      <w:pPr>
+        <w:tabs>
+          <w:tab w:val="num" w:pos="1440"/>
+        </w:tabs>
+        <w:ind w:left="1440" w:hanging="360"/>
+      </w:pPr>
+      <w:rPr>
+        <w:rFonts w:ascii="Courier New" w:hAnsi="Courier New" w:hint="default"/>
+        <w:sz w:val="20"/>
+      </w:rPr>
+    </w:lvl>
+    <w:lvl w:ilvl="2" w:tentative="1">
+      <w:start w:val="1"/>
+      <w:numFmt w:val="bullet"/>
+      <w:lvlText w:val=""/>
+      <w:lvlJc w:val="left"/>
+      <w:pPr>
+        <w:tabs>
+          <w:tab w:val="num" w:pos="2160"/>
+        </w:tabs>
+        <w:ind w:left="2160" w:hanging="360"/>
+      </w:pPr>
+      <w:rPr>
+        <w:rFonts w:ascii="Wingdings" w:hAnsi="Wingdings" w:hint="default"/>
+        <w:sz w:val="20"/>
+      </w:rPr>
+    </w:lvl>
+    <w:lvl w:ilvl="3" w:tentative="1">
+      <w:start w:val="1"/>
+      <w:numFmt w:val="bullet"/>
+      <w:lvlText w:val=""/>
+      <w:lvlJc w:val="left"/>
+      <w:pPr>
+        <w:tabs>
+          <w:tab w:val="num" w:pos="2880"/>
+        </w:tabs>
+        <w:ind w:left="2880" w:hanging="360"/>
+      </w:pPr>
+      <w:rPr>
+        <w:rFonts w:ascii="Wingdings" w:hAnsi="Wingdings" w:hint="default"/>
+        <w:sz w:val="20"/>
+      </w:rPr>
+    </w:lvl>
+    <w:lvl w:ilvl="4" w:tentative="1">
+      <w:start w:val="1"/>
+      <w:numFmt w:val="bullet"/>
+      <w:lvlText w:val=""/>
+      <w:lvlJc w:val="left"/>
+      <w:pPr>
+        <w:tabs>
+          <w:tab w:val="num" w:pos="3600"/>
+        </w:tabs>
+        <w:ind w:left="3600" w:hanging="360"/>
+      </w:pPr>
+      <w:rPr>
+        <w:rFonts w:ascii="Wingdings" w:hAnsi="Wingdings" w:hint="default"/>
+        <w:sz w:val="20"/>
+      </w:rPr>
+    </w:lvl>
+    <w:lvl w:ilvl="5" w:tentative="1">
+      <w:start w:val="1"/>
+      <w:numFmt w:val="bullet"/>
+      <w:lvlText w:val=""/>
+      <w:lvlJc w:val="left"/>
+      <w:pPr>
+        <w:tabs>
+          <w:tab w:val="num" w:pos="4320"/>
+        </w:tabs>
+        <w:ind w:left="4320" w:hanging="360"/>
+      </w:pPr>
+      <w:rPr>
+        <w:rFonts w:ascii="Wingdings" w:hAnsi="Wingdings" w:hint="default"/>
+        <w:sz w:val="20"/>
+      </w:rPr>
+    </w:lvl>
+    <w:lvl w:ilvl="6" w:tentative="1">
+      <w:start w:val="1"/>
+      <w:numFmt w:val="bullet"/>
+      <w:lvlText w:val=""/>
+      <w:lvlJc w:val="left"/>
+      <w:pPr>
+        <w:tabs>
+          <w:tab w:val="num" w:pos="5040"/>
+        </w:tabs>
+        <w:ind w:left="5040" w:hanging="360"/>
+      </w:pPr>
+      <w:rPr>
+        <w:rFonts w:ascii="Wingdings" w:hAnsi="Wingdings" w:hint="default"/>
+        <w:sz w:val="20"/>
+      </w:rPr>
+    </w:lvl>
+    <w:lvl w:ilvl="7" w:tentative="1">
+      <w:start w:val="1"/>
+      <w:numFmt w:val="bullet"/>
+      <w:lvlText w:val=""/>
+      <w:lvlJc w:val="left"/>
+      <w:pPr>
+        <w:tabs>
+          <w:tab w:val="num" w:pos="5760"/>
+        </w:tabs>
+        <w:ind w:left="5760" w:hanging="360"/>
+      </w:pPr>
+      <w:rPr>
+        <w:rFonts w:ascii="Wingdings" w:hAnsi="Wingdings" w:hint="default"/>
+        <w:sz w:val="20"/>
+      </w:rPr>
+    </w:lvl>
+    <w:lvl w:ilvl="8" w:tentative="1">
+      <w:start w:val="1"/>
+      <w:numFmt w:val="bullet"/>
+      <w:lvlText w:val=""/>
+      <w:lvlJc w:val="left"/>
+      <w:pPr>
+        <w:tabs>
+          <w:tab w:val="num" w:pos="6480"/>
+        </w:tabs>
+        <w:ind w:left="6480" w:hanging="360"/>
+      </w:pPr>
+      <w:rPr>
+        <w:rFonts w:ascii="Wingdings" w:hAnsi="Wingdings" w:hint="default"/>
+        <w:sz w:val="20"/>
+      </w:rPr>
+    </w:lvl>
+  </w:abstractNum>
+  <w:abstractNum w:abstractNumId="1" w15:restartNumberingAfterBreak="0">
+    <w:nsid w:val="08B0671A"/>
+    <w:multiLevelType w:val="multilevel"/>
+    <w:tmpl w:val="1AF4679C"/>
+    <w:lvl w:ilvl="0">
+      <w:start w:val="1"/>
+      <w:numFmt w:val="bullet"/>
+      <w:lvlText w:val=""/>
+      <w:lvlJc w:val="left"/>
+      <w:pPr>
+        <w:tabs>
+          <w:tab w:val="num" w:pos="720"/>
+        </w:tabs>
+        <w:ind w:left="720" w:hanging="360"/>
+      </w:pPr>
+      <w:rPr>
+        <w:rFonts w:ascii="Symbol" w:hAnsi="Symbol" w:hint="default"/>
+        <w:sz w:val="20"/>
+      </w:rPr>
+    </w:lvl>
+    <w:lvl w:ilvl="1" w:tentative="1">
+      <w:start w:val="1"/>
+      <w:numFmt w:val="bullet"/>
+      <w:lvlText w:val="o"/>
+      <w:lvlJc w:val="left"/>
+      <w:pPr>
+        <w:tabs>
+          <w:tab w:val="num" w:pos="1440"/>
+        </w:tabs>
+        <w:ind w:left="1440" w:hanging="360"/>
+      </w:pPr>
+      <w:rPr>
+        <w:rFonts w:ascii="Courier New" w:hAnsi="Courier New" w:hint="default"/>
+        <w:sz w:val="20"/>
+      </w:rPr>
+    </w:lvl>
+    <w:lvl w:ilvl="2" w:tentative="1">
+      <w:start w:val="1"/>
+      <w:numFmt w:val="bullet"/>
+      <w:lvlText w:val=""/>
+      <w:lvlJc w:val="left"/>
+      <w:pPr>
+        <w:tabs>
+          <w:tab w:val="num" w:pos="2160"/>
+        </w:tabs>
+        <w:ind w:left="2160" w:hanging="360"/>
+      </w:pPr>
+      <w:rPr>
+        <w:rFonts w:ascii="Wingdings" w:hAnsi="Wingdings" w:hint="default"/>
+        <w:sz w:val="20"/>
+      </w:rPr>
+    </w:lvl>
+    <w:lvl w:ilvl="3" w:tentative="1">
+      <w:start w:val="1"/>
+      <w:numFmt w:val="bullet"/>
+      <w:lvlText w:val=""/>
+      <w:lvlJc w:val="left"/>
+      <w:pPr>
+        <w:tabs>
+          <w:tab w:val="num" w:pos="2880"/>
+        </w:tabs>
+        <w:ind w:left="2880" w:hanging="360"/>
+      </w:pPr>
+      <w:rPr>
+        <w:rFonts w:ascii="Wingdings" w:hAnsi="Wingdings" w:hint="default"/>
+        <w:sz w:val="20"/>
+      </w:rPr>
+    </w:lvl>
+    <w:lvl w:ilvl="4" w:tentative="1">
+      <w:start w:val="1"/>
+      <w:numFmt w:val="bullet"/>
+      <w:lvlText w:val=""/>
+      <w:lvlJc w:val="left"/>
+      <w:pPr>
+        <w:tabs>
+          <w:tab w:val="num" w:pos="3600"/>
+        </w:tabs>
+        <w:ind w:left="3600" w:hanging="360"/>
+      </w:pPr>
+      <w:rPr>
+        <w:rFonts w:ascii="Wingdings" w:hAnsi="Wingdings" w:hint="default"/>
+        <w:sz w:val="20"/>
+      </w:rPr>
+    </w:lvl>
+    <w:lvl w:ilvl="5" w:tentative="1">
+      <w:start w:val="1"/>
+      <w:numFmt w:val="bullet"/>
+      <w:lvlText w:val=""/>
+      <w:lvlJc w:val="left"/>
+      <w:pPr>
+        <w:tabs>
+          <w:tab w:val="num" w:pos="4320"/>
+        </w:tabs>
+        <w:ind w:left="4320" w:hanging="360"/>
+      </w:pPr>
+      <w:rPr>
+        <w:rFonts w:ascii="Wingdings" w:hAnsi="Wingdings" w:hint="default"/>
+        <w:sz w:val="20"/>
+      </w:rPr>
+    </w:lvl>
+    <w:lvl w:ilvl="6" w:tentative="1">
+      <w:start w:val="1"/>
+      <w:numFmt w:val="bullet"/>
+      <w:lvlText w:val=""/>
+      <w:lvlJc w:val="left"/>
+      <w:pPr>
+        <w:tabs>
+          <w:tab w:val="num" w:pos="5040"/>
+        </w:tabs>
+        <w:ind w:left="5040" w:hanging="360"/>
+      </w:pPr>
+      <w:rPr>
+        <w:rFonts w:ascii="Wingdings" w:hAnsi="Wingdings" w:hint="default"/>
+        <w:sz w:val="20"/>
+      </w:rPr>
+    </w:lvl>
+    <w:lvl w:ilvl="7" w:tentative="1">
+      <w:start w:val="1"/>
+      <w:numFmt w:val="bullet"/>
+      <w:lvlText w:val=""/>
+      <w:lvlJc w:val="left"/>
+      <w:pPr>
+        <w:tabs>
+          <w:tab w:val="num" w:pos="5760"/>
+        </w:tabs>
+        <w:ind w:left="5760" w:hanging="360"/>
+      </w:pPr>
+      <w:rPr>
+        <w:rFonts w:ascii="Wingdings" w:hAnsi="Wingdings" w:hint="default"/>
+        <w:sz w:val="20"/>
+      </w:rPr>
+    </w:lvl>
+    <w:lvl w:ilvl="8" w:tentative="1">
+      <w:start w:val="1"/>
+      <w:numFmt w:val="bullet"/>
+      <w:lvlText w:val=""/>
+      <w:lvlJc w:val="left"/>
+      <w:pPr>
+        <w:tabs>
+          <w:tab w:val="num" w:pos="6480"/>
+        </w:tabs>
+        <w:ind w:left="6480" w:hanging="360"/>
+      </w:pPr>
+      <w:rPr>
+        <w:rFonts w:ascii="Wingdings" w:hAnsi="Wingdings" w:hint="default"/>
+        <w:sz w:val="20"/>
+      </w:rPr>
+    </w:lvl>
+  </w:abstractNum>
+  <w:abstractNum w:abstractNumId="2" w15:restartNumberingAfterBreak="0">
     <w:nsid w:val="0C210E6B"/>
     <w:multiLevelType w:val="multilevel"/>
     <w:tmpl w:val="9158581C"/>
@@ -2142,7 +2796,7 @@
       </w:rPr>
     </w:lvl>
   </w:abstractNum>
-  <w:abstractNum w:abstractNumId="1" w15:restartNumberingAfterBreak="0">
+  <w:abstractNum w:abstractNumId="3" w15:restartNumberingAfterBreak="0">
     <w:nsid w:val="15BA3283"/>
     <w:multiLevelType w:val="multilevel"/>
     <w:tmpl w:val="28BC21DC"/>
@@ -2291,7 +2945,156 @@
       </w:rPr>
     </w:lvl>
   </w:abstractNum>
-  <w:abstractNum w:abstractNumId="2" w15:restartNumberingAfterBreak="0">
+  <w:abstractNum w:abstractNumId="4" w15:restartNumberingAfterBreak="0">
+    <w:nsid w:val="2B6D2A93"/>
+    <w:multiLevelType w:val="multilevel"/>
+    <w:tmpl w:val="E2CC5E76"/>
+    <w:lvl w:ilvl="0">
+      <w:start w:val="1"/>
+      <w:numFmt w:val="bullet"/>
+      <w:lvlText w:val=""/>
+      <w:lvlJc w:val="left"/>
+      <w:pPr>
+        <w:tabs>
+          <w:tab w:val="num" w:pos="720"/>
+        </w:tabs>
+        <w:ind w:left="720" w:hanging="360"/>
+      </w:pPr>
+      <w:rPr>
+        <w:rFonts w:ascii="Symbol" w:hAnsi="Symbol" w:hint="default"/>
+        <w:sz w:val="20"/>
+      </w:rPr>
+    </w:lvl>
+    <w:lvl w:ilvl="1" w:tentative="1">
+      <w:start w:val="1"/>
+      <w:numFmt w:val="bullet"/>
+      <w:lvlText w:val="o"/>
+      <w:lvlJc w:val="left"/>
+      <w:pPr>
+        <w:tabs>
+          <w:tab w:val="num" w:pos="1440"/>
+        </w:tabs>
+        <w:ind w:left="1440" w:hanging="360"/>
+      </w:pPr>
+      <w:rPr>
+        <w:rFonts w:ascii="Courier New" w:hAnsi="Courier New" w:hint="default"/>
+        <w:sz w:val="20"/>
+      </w:rPr>
+    </w:lvl>
+    <w:lvl w:ilvl="2" w:tentative="1">
+      <w:start w:val="1"/>
+      <w:numFmt w:val="bullet"/>
+      <w:lvlText w:val=""/>
+      <w:lvlJc w:val="left"/>
+      <w:pPr>
+        <w:tabs>
+          <w:tab w:val="num" w:pos="2160"/>
+        </w:tabs>
+        <w:ind w:left="2160" w:hanging="360"/>
+      </w:pPr>
+      <w:rPr>
+        <w:rFonts w:ascii="Wingdings" w:hAnsi="Wingdings" w:hint="default"/>
+        <w:sz w:val="20"/>
+      </w:rPr>
+    </w:lvl>
+    <w:lvl w:ilvl="3" w:tentative="1">
+      <w:start w:val="1"/>
+      <w:numFmt w:val="bullet"/>
+      <w:lvlText w:val=""/>
+      <w:lvlJc w:val="left"/>
+      <w:pPr>
+        <w:tabs>
+          <w:tab w:val="num" w:pos="2880"/>
+        </w:tabs>
+        <w:ind w:left="2880" w:hanging="360"/>
+      </w:pPr>
+      <w:rPr>
+        <w:rFonts w:ascii="Wingdings" w:hAnsi="Wingdings" w:hint="default"/>
+        <w:sz w:val="20"/>
+      </w:rPr>
+    </w:lvl>
+    <w:lvl w:ilvl="4" w:tentative="1">
+      <w:start w:val="1"/>
+      <w:numFmt w:val="bullet"/>
+      <w:lvlText w:val=""/>
+      <w:lvlJc w:val="left"/>
+      <w:pPr>
+        <w:tabs>
+          <w:tab w:val="num" w:pos="3600"/>
+        </w:tabs>
+        <w:ind w:left="3600" w:hanging="360"/>
+      </w:pPr>
+      <w:rPr>
+        <w:rFonts w:ascii="Wingdings" w:hAnsi="Wingdings" w:hint="default"/>
+        <w:sz w:val="20"/>
+      </w:rPr>
+    </w:lvl>
+    <w:lvl w:ilvl="5" w:tentative="1">
+      <w:start w:val="1"/>
+      <w:numFmt w:val="bullet"/>
+      <w:lvlText w:val=""/>
+      <w:lvlJc w:val="left"/>
+      <w:pPr>
+        <w:tabs>
+          <w:tab w:val="num" w:pos="4320"/>
+        </w:tabs>
+        <w:ind w:left="4320" w:hanging="360"/>
+      </w:pPr>
+      <w:rPr>
+        <w:rFonts w:ascii="Wingdings" w:hAnsi="Wingdings" w:hint="default"/>
+        <w:sz w:val="20"/>
+      </w:rPr>
+    </w:lvl>
+    <w:lvl w:ilvl="6" w:tentative="1">
+      <w:start w:val="1"/>
+      <w:numFmt w:val="bullet"/>
+      <w:lvlText w:val=""/>
+      <w:lvlJc w:val="left"/>
+      <w:pPr>
+        <w:tabs>
+          <w:tab w:val="num" w:pos="5040"/>
+        </w:tabs>
+        <w:ind w:left="5040" w:hanging="360"/>
+      </w:pPr>
+      <w:rPr>
+        <w:rFonts w:ascii="Wingdings" w:hAnsi="Wingdings" w:hint="default"/>
+        <w:sz w:val="20"/>
+      </w:rPr>
+    </w:lvl>
+    <w:lvl w:ilvl="7" w:tentative="1">
+      <w:start w:val="1"/>
+      <w:numFmt w:val="bullet"/>
+      <w:lvlText w:val=""/>
+      <w:lvlJc w:val="left"/>
+      <w:pPr>
+        <w:tabs>
+          <w:tab w:val="num" w:pos="5760"/>
+        </w:tabs>
+        <w:ind w:left="5760" w:hanging="360"/>
+      </w:pPr>
+      <w:rPr>
+        <w:rFonts w:ascii="Wingdings" w:hAnsi="Wingdings" w:hint="default"/>
+        <w:sz w:val="20"/>
+      </w:rPr>
+    </w:lvl>
+    <w:lvl w:ilvl="8" w:tentative="1">
+      <w:start w:val="1"/>
+      <w:numFmt w:val="bullet"/>
+      <w:lvlText w:val=""/>
+      <w:lvlJc w:val="left"/>
+      <w:pPr>
+        <w:tabs>
+          <w:tab w:val="num" w:pos="6480"/>
+        </w:tabs>
+        <w:ind w:left="6480" w:hanging="360"/>
+      </w:pPr>
+      <w:rPr>
+        <w:rFonts w:ascii="Wingdings" w:hAnsi="Wingdings" w:hint="default"/>
+        <w:sz w:val="20"/>
+      </w:rPr>
+    </w:lvl>
+  </w:abstractNum>
+  <w:abstractNum w:abstractNumId="5" w15:restartNumberingAfterBreak="0">
     <w:nsid w:val="42131A4B"/>
     <w:multiLevelType w:val="multilevel"/>
     <w:tmpl w:val="D0806716"/>
@@ -2440,7 +3243,7 @@
       </w:rPr>
     </w:lvl>
   </w:abstractNum>
-  <w:abstractNum w:abstractNumId="3" w15:restartNumberingAfterBreak="0">
+  <w:abstractNum w:abstractNumId="6" w15:restartNumberingAfterBreak="0">
     <w:nsid w:val="43000B16"/>
     <w:multiLevelType w:val="multilevel"/>
     <w:tmpl w:val="E2381AEE"/>
@@ -2589,7 +3392,7 @@
       </w:rPr>
     </w:lvl>
   </w:abstractNum>
-  <w:abstractNum w:abstractNumId="4" w15:restartNumberingAfterBreak="0">
+  <w:abstractNum w:abstractNumId="7" w15:restartNumberingAfterBreak="0">
     <w:nsid w:val="43EE560F"/>
     <w:multiLevelType w:val="multilevel"/>
     <w:tmpl w:val="AE4E9D64"/>
@@ -2738,7 +3541,7 @@
       </w:rPr>
     </w:lvl>
   </w:abstractNum>
-  <w:abstractNum w:abstractNumId="5" w15:restartNumberingAfterBreak="0">
+  <w:abstractNum w:abstractNumId="8" w15:restartNumberingAfterBreak="0">
     <w:nsid w:val="47361CB7"/>
     <w:multiLevelType w:val="multilevel"/>
     <w:tmpl w:val="799CBA8E"/>
@@ -2887,7 +3690,7 @@
       </w:rPr>
     </w:lvl>
   </w:abstractNum>
-  <w:abstractNum w:abstractNumId="6" w15:restartNumberingAfterBreak="0">
+  <w:abstractNum w:abstractNumId="9" w15:restartNumberingAfterBreak="0">
     <w:nsid w:val="47973F5D"/>
     <w:multiLevelType w:val="multilevel"/>
     <w:tmpl w:val="44E6830E"/>
@@ -3036,7 +3839,7 @@
       </w:rPr>
     </w:lvl>
   </w:abstractNum>
-  <w:abstractNum w:abstractNumId="7" w15:restartNumberingAfterBreak="0">
+  <w:abstractNum w:abstractNumId="10" w15:restartNumberingAfterBreak="0">
     <w:nsid w:val="570C1E5D"/>
     <w:multiLevelType w:val="multilevel"/>
     <w:tmpl w:val="27125340"/>
@@ -3185,7 +3988,7 @@
       </w:rPr>
     </w:lvl>
   </w:abstractNum>
-  <w:abstractNum w:abstractNumId="8" w15:restartNumberingAfterBreak="0">
+  <w:abstractNum w:abstractNumId="11" w15:restartNumberingAfterBreak="0">
     <w:nsid w:val="68E45071"/>
     <w:multiLevelType w:val="multilevel"/>
     <w:tmpl w:val="757820BC"/>
@@ -3334,7 +4137,7 @@
       </w:rPr>
     </w:lvl>
   </w:abstractNum>
-  <w:abstractNum w:abstractNumId="9" w15:restartNumberingAfterBreak="0">
+  <w:abstractNum w:abstractNumId="12" w15:restartNumberingAfterBreak="0">
     <w:nsid w:val="6FFE2D97"/>
     <w:multiLevelType w:val="multilevel"/>
     <w:tmpl w:val="596C1A22"/>
@@ -3483,7 +4286,7 @@
       </w:rPr>
     </w:lvl>
   </w:abstractNum>
-  <w:abstractNum w:abstractNumId="10" w15:restartNumberingAfterBreak="0">
+  <w:abstractNum w:abstractNumId="13" w15:restartNumberingAfterBreak="0">
     <w:nsid w:val="7218572D"/>
     <w:multiLevelType w:val="multilevel"/>
     <w:tmpl w:val="3CDE930E"/>
@@ -3632,38 +4435,199 @@
       </w:rPr>
     </w:lvl>
   </w:abstractNum>
+  <w:abstractNum w:abstractNumId="14" w15:restartNumberingAfterBreak="0">
+    <w:nsid w:val="781E6EED"/>
+    <w:multiLevelType w:val="multilevel"/>
+    <w:tmpl w:val="765C0CB8"/>
+    <w:lvl w:ilvl="0">
+      <w:start w:val="1"/>
+      <w:numFmt w:val="bullet"/>
+      <w:lvlText w:val=""/>
+      <w:lvlJc w:val="left"/>
+      <w:pPr>
+        <w:tabs>
+          <w:tab w:val="num" w:pos="720"/>
+        </w:tabs>
+        <w:ind w:left="720" w:hanging="360"/>
+      </w:pPr>
+      <w:rPr>
+        <w:rFonts w:ascii="Symbol" w:hAnsi="Symbol" w:hint="default"/>
+        <w:sz w:val="20"/>
+      </w:rPr>
+    </w:lvl>
+    <w:lvl w:ilvl="1" w:tentative="1">
+      <w:start w:val="1"/>
+      <w:numFmt w:val="bullet"/>
+      <w:lvlText w:val="o"/>
+      <w:lvlJc w:val="left"/>
+      <w:pPr>
+        <w:tabs>
+          <w:tab w:val="num" w:pos="1440"/>
+        </w:tabs>
+        <w:ind w:left="1440" w:hanging="360"/>
+      </w:pPr>
+      <w:rPr>
+        <w:rFonts w:ascii="Courier New" w:hAnsi="Courier New" w:hint="default"/>
+        <w:sz w:val="20"/>
+      </w:rPr>
+    </w:lvl>
+    <w:lvl w:ilvl="2" w:tentative="1">
+      <w:start w:val="1"/>
+      <w:numFmt w:val="bullet"/>
+      <w:lvlText w:val=""/>
+      <w:lvlJc w:val="left"/>
+      <w:pPr>
+        <w:tabs>
+          <w:tab w:val="num" w:pos="2160"/>
+        </w:tabs>
+        <w:ind w:left="2160" w:hanging="360"/>
+      </w:pPr>
+      <w:rPr>
+        <w:rFonts w:ascii="Wingdings" w:hAnsi="Wingdings" w:hint="default"/>
+        <w:sz w:val="20"/>
+      </w:rPr>
+    </w:lvl>
+    <w:lvl w:ilvl="3" w:tentative="1">
+      <w:start w:val="1"/>
+      <w:numFmt w:val="bullet"/>
+      <w:lvlText w:val=""/>
+      <w:lvlJc w:val="left"/>
+      <w:pPr>
+        <w:tabs>
+          <w:tab w:val="num" w:pos="2880"/>
+        </w:tabs>
+        <w:ind w:left="2880" w:hanging="360"/>
+      </w:pPr>
+      <w:rPr>
+        <w:rFonts w:ascii="Wingdings" w:hAnsi="Wingdings" w:hint="default"/>
+        <w:sz w:val="20"/>
+      </w:rPr>
+    </w:lvl>
+    <w:lvl w:ilvl="4" w:tentative="1">
+      <w:start w:val="1"/>
+      <w:numFmt w:val="bullet"/>
+      <w:lvlText w:val=""/>
+      <w:lvlJc w:val="left"/>
+      <w:pPr>
+        <w:tabs>
+          <w:tab w:val="num" w:pos="3600"/>
+        </w:tabs>
+        <w:ind w:left="3600" w:hanging="360"/>
+      </w:pPr>
+      <w:rPr>
+        <w:rFonts w:ascii="Wingdings" w:hAnsi="Wingdings" w:hint="default"/>
+        <w:sz w:val="20"/>
+      </w:rPr>
+    </w:lvl>
+    <w:lvl w:ilvl="5" w:tentative="1">
+      <w:start w:val="1"/>
+      <w:numFmt w:val="bullet"/>
+      <w:lvlText w:val=""/>
+      <w:lvlJc w:val="left"/>
+      <w:pPr>
+        <w:tabs>
+          <w:tab w:val="num" w:pos="4320"/>
+        </w:tabs>
+        <w:ind w:left="4320" w:hanging="360"/>
+      </w:pPr>
+      <w:rPr>
+        <w:rFonts w:ascii="Wingdings" w:hAnsi="Wingdings" w:hint="default"/>
+        <w:sz w:val="20"/>
+      </w:rPr>
+    </w:lvl>
+    <w:lvl w:ilvl="6" w:tentative="1">
+      <w:start w:val="1"/>
+      <w:numFmt w:val="bullet"/>
+      <w:lvlText w:val=""/>
+      <w:lvlJc w:val="left"/>
+      <w:pPr>
+        <w:tabs>
+          <w:tab w:val="num" w:pos="5040"/>
+        </w:tabs>
+        <w:ind w:left="5040" w:hanging="360"/>
+      </w:pPr>
+      <w:rPr>
+        <w:rFonts w:ascii="Wingdings" w:hAnsi="Wingdings" w:hint="default"/>
+        <w:sz w:val="20"/>
+      </w:rPr>
+    </w:lvl>
+    <w:lvl w:ilvl="7" w:tentative="1">
+      <w:start w:val="1"/>
+      <w:numFmt w:val="bullet"/>
+      <w:lvlText w:val=""/>
+      <w:lvlJc w:val="left"/>
+      <w:pPr>
+        <w:tabs>
+          <w:tab w:val="num" w:pos="5760"/>
+        </w:tabs>
+        <w:ind w:left="5760" w:hanging="360"/>
+      </w:pPr>
+      <w:rPr>
+        <w:rFonts w:ascii="Wingdings" w:hAnsi="Wingdings" w:hint="default"/>
+        <w:sz w:val="20"/>
+      </w:rPr>
+    </w:lvl>
+    <w:lvl w:ilvl="8" w:tentative="1">
+      <w:start w:val="1"/>
+      <w:numFmt w:val="bullet"/>
+      <w:lvlText w:val=""/>
+      <w:lvlJc w:val="left"/>
+      <w:pPr>
+        <w:tabs>
+          <w:tab w:val="num" w:pos="6480"/>
+        </w:tabs>
+        <w:ind w:left="6480" w:hanging="360"/>
+      </w:pPr>
+      <w:rPr>
+        <w:rFonts w:ascii="Wingdings" w:hAnsi="Wingdings" w:hint="default"/>
+        <w:sz w:val="20"/>
+      </w:rPr>
+    </w:lvl>
+  </w:abstractNum>
   <w:num w:numId="1" w16cid:durableId="311445360">
+    <w:abstractNumId w:val="5"/>
+  </w:num>
+  <w:num w:numId="2" w16cid:durableId="694236627">
+    <w:abstractNumId w:val="11"/>
+  </w:num>
+  <w:num w:numId="3" w16cid:durableId="1366056432">
+    <w:abstractNumId w:val="7"/>
+  </w:num>
+  <w:num w:numId="4" w16cid:durableId="320817826">
+    <w:abstractNumId w:val="13"/>
+  </w:num>
+  <w:num w:numId="5" w16cid:durableId="997347819">
+    <w:abstractNumId w:val="3"/>
+  </w:num>
+  <w:num w:numId="6" w16cid:durableId="1661156578">
     <w:abstractNumId w:val="2"/>
   </w:num>
-  <w:num w:numId="2" w16cid:durableId="694236627">
+  <w:num w:numId="7" w16cid:durableId="105581292">
+    <w:abstractNumId w:val="12"/>
+  </w:num>
+  <w:num w:numId="8" w16cid:durableId="1215510414">
+    <w:abstractNumId w:val="6"/>
+  </w:num>
+  <w:num w:numId="9" w16cid:durableId="644890424">
     <w:abstractNumId w:val="8"/>
   </w:num>
-  <w:num w:numId="3" w16cid:durableId="1366056432">
+  <w:num w:numId="10" w16cid:durableId="462774561">
+    <w:abstractNumId w:val="9"/>
+  </w:num>
+  <w:num w:numId="11" w16cid:durableId="411008877">
+    <w:abstractNumId w:val="10"/>
+  </w:num>
+  <w:num w:numId="12" w16cid:durableId="477921168">
+    <w:abstractNumId w:val="14"/>
+  </w:num>
+  <w:num w:numId="13" w16cid:durableId="497696088">
+    <w:abstractNumId w:val="1"/>
+  </w:num>
+  <w:num w:numId="14" w16cid:durableId="651444628">
     <w:abstractNumId w:val="4"/>
   </w:num>
-  <w:num w:numId="4" w16cid:durableId="320817826">
-    <w:abstractNumId w:val="10"/>
-  </w:num>
-  <w:num w:numId="5" w16cid:durableId="997347819">
-    <w:abstractNumId w:val="1"/>
-  </w:num>
-  <w:num w:numId="6" w16cid:durableId="1661156578">
+  <w:num w:numId="15" w16cid:durableId="2075615576">
     <w:abstractNumId w:val="0"/>
-  </w:num>
-  <w:num w:numId="7" w16cid:durableId="105581292">
-    <w:abstractNumId w:val="9"/>
-  </w:num>
-  <w:num w:numId="8" w16cid:durableId="1215510414">
-    <w:abstractNumId w:val="3"/>
-  </w:num>
-  <w:num w:numId="9" w16cid:durableId="644890424">
-    <w:abstractNumId w:val="5"/>
-  </w:num>
-  <w:num w:numId="10" w16cid:durableId="462774561">
-    <w:abstractNumId w:val="6"/>
-  </w:num>
-  <w:num w:numId="11" w16cid:durableId="411008877">
-    <w:abstractNumId w:val="7"/>
   </w:num>
   <w:numIdMacAtCleanup w:val="8"/>
 </w:numbering>

--- a/Church/2026/2026_0502_MenloChurch.docx
+++ b/Church/2026/2026_0502_MenloChurch.docx
@@ -40,7 +40,13 @@
         <w:t>26</w:t>
       </w:r>
       <w:r>
-        <w:t>/2028)</w:t>
+        <w:t>/</w:t>
+      </w:r>
+      <w:r>
+        <w:t>2026</w:t>
+      </w:r>
+      <w:r>
+        <w:t>)</w:t>
       </w:r>
     </w:p>
     <w:p>
@@ -49,12 +55,9 @@
           <w:rPr>
             <w:rStyle w:val="Hyperlink"/>
           </w:rPr>
-          <w:t>https://www.youtube.com/live/eXD308R_8AY?si=MnKRIV0A3YGYnS-u</w:t>
+          <w:t>https://www.youtube.com/watch?v=eXD308R_8AY&amp;t=3041s</w:t>
         </w:r>
       </w:hyperlink>
-      <w:r>
-        <w:t xml:space="preserve"> </w:t>
-      </w:r>
     </w:p>
     <w:p>
       <w:r>
@@ -696,7 +699,15 @@
         <w:t xml:space="preserve">has 12 years old daughter and dying and </w:t>
       </w:r>
       <w:r>
-        <w:t>needs Jesus help.</w:t>
+        <w:t xml:space="preserve">needs </w:t>
+      </w:r>
+      <w:proofErr w:type="gramStart"/>
+      <w:r>
+        <w:t>Jesus</w:t>
+      </w:r>
+      <w:proofErr w:type="gramEnd"/>
+      <w:r>
+        <w:t xml:space="preserve"> help.</w:t>
       </w:r>
     </w:p>
     <w:p/>
@@ -1234,7 +1245,13 @@
         <w:t xml:space="preserve">, </w:t>
       </w:r>
       <w:r>
-        <w:t>Menlo Church Worship (Summary of last week, 04/26/2028)</w:t>
+        <w:t>Menlo Church Worship (Summary of last week, 04/26/</w:t>
+      </w:r>
+      <w:r>
+        <w:t>2026</w:t>
+      </w:r>
+      <w:r>
+        <w:t>)</w:t>
       </w:r>
     </w:p>
     <w:p>
@@ -1270,435 +1287,388 @@
     <w:p/>
     <w:p>
       <w:r>
+        <w:t xml:space="preserve">1. “When was the last time you prayed for something that you couldn’t produce?”: </w:t>
+      </w:r>
+      <w:r>
+        <w:t>Do you</w:t>
+      </w:r>
+      <w:r>
+        <w:t xml:space="preserve"> </w:t>
+      </w:r>
+      <w:r>
+        <w:t>manage life</w:t>
+      </w:r>
+      <w:r>
+        <w:t xml:space="preserve"> </w:t>
+      </w:r>
+      <w:r>
+        <w:t>with</w:t>
+      </w:r>
+      <w:r>
+        <w:t xml:space="preserve"> God or </w:t>
+      </w:r>
+      <w:r>
+        <w:t xml:space="preserve">do you </w:t>
+      </w:r>
+      <w:r>
+        <w:t>manage on your own?</w:t>
+      </w:r>
+    </w:p>
+    <w:p>
+      <w:r>
+        <w:t>2</w:t>
+      </w:r>
+      <w:r>
+        <w:t xml:space="preserve">. </w:t>
+      </w:r>
+      <w:r>
+        <w:t>Luke 8:40-42</w:t>
+      </w:r>
+      <w:r>
+        <w:t>: A man has 12 years daughter is dying.</w:t>
+      </w:r>
+    </w:p>
+    <w:p>
+      <w:r>
+        <w:t>3</w:t>
+      </w:r>
+      <w:r>
+        <w:t xml:space="preserve">. </w:t>
+      </w:r>
+      <w:r>
+        <w:t>Luke 8:49</w:t>
+      </w:r>
+      <w:r>
+        <w:t>: Someone said to the man “your daughter is dead. Don’t bother Jesus”.</w:t>
+      </w:r>
+    </w:p>
+    <w:p>
+      <w:r>
+        <w:t>4</w:t>
+      </w:r>
+      <w:r>
+        <w:t xml:space="preserve">. </w:t>
+      </w:r>
+      <w:r>
+        <w:t>Luke 8:50</w:t>
+      </w:r>
+      <w:r>
+        <w:t>: Jesus said the man’s daughter will be fine.</w:t>
+      </w:r>
+    </w:p>
+    <w:p>
+      <w:r>
+        <w:t>5</w:t>
+      </w:r>
+      <w:r>
+        <w:t>. “When was the last time you prayed for something that you couldn’t produce?”</w:t>
+      </w:r>
+    </w:p>
+    <w:p>
+      <w:r>
+        <w:t>6</w:t>
+      </w:r>
+      <w:r>
+        <w:t>. Conclusion:</w:t>
+      </w:r>
+    </w:p>
+    <w:p>
+      <w:r>
+        <w:t>Do not wait until out of control</w:t>
+      </w:r>
+      <w:r>
+        <w:t xml:space="preserve"> and need miracle to save.</w:t>
+      </w:r>
+      <w:r>
+        <w:t xml:space="preserve"> We have same God in this room to save you.</w:t>
+      </w:r>
+    </w:p>
+    <w:p/>
+    <w:p>
+      <w:r>
+        <w:t>===&gt; Mandarin</w:t>
+      </w:r>
+    </w:p>
+    <w:p>
+      <w:r>
+        <w:rPr>
+          <w:rFonts w:hint="eastAsia"/>
+        </w:rPr>
+        <w:t>2026</w:t>
+      </w:r>
+      <w:r>
+        <w:rPr>
+          <w:rFonts w:hint="eastAsia"/>
+        </w:rPr>
+        <w:t>年</w:t>
+      </w:r>
+      <w:r>
+        <w:rPr>
+          <w:rFonts w:hint="eastAsia"/>
+        </w:rPr>
+        <w:t>5</w:t>
+      </w:r>
+      <w:r>
+        <w:rPr>
+          <w:rFonts w:hint="eastAsia"/>
+        </w:rPr>
+        <w:t>月</w:t>
+      </w:r>
+      <w:r>
+        <w:rPr>
+          <w:rFonts w:hint="eastAsia"/>
+        </w:rPr>
+        <w:t>2</w:t>
+      </w:r>
+      <w:r>
+        <w:rPr>
+          <w:rFonts w:hint="eastAsia"/>
+        </w:rPr>
+        <w:t>日，</w:t>
+      </w:r>
+      <w:r>
+        <w:rPr>
+          <w:rFonts w:hint="eastAsia"/>
+        </w:rPr>
+        <w:t xml:space="preserve">Menlo </w:t>
+      </w:r>
+      <w:r>
+        <w:rPr>
+          <w:rFonts w:hint="eastAsia"/>
+        </w:rPr>
+        <w:t>教會敬拜（上週敬拜回顧，</w:t>
+      </w:r>
+      <w:r>
+        <w:rPr>
+          <w:rFonts w:hint="eastAsia"/>
+        </w:rPr>
+        <w:t>2026</w:t>
+      </w:r>
+      <w:r>
+        <w:rPr>
+          <w:rFonts w:hint="eastAsia"/>
+        </w:rPr>
+        <w:t>年</w:t>
+      </w:r>
+      <w:r>
+        <w:rPr>
+          <w:rFonts w:hint="eastAsia"/>
+        </w:rPr>
+        <w:t>4</w:t>
+      </w:r>
+      <w:r>
+        <w:rPr>
+          <w:rFonts w:hint="eastAsia"/>
+        </w:rPr>
+        <w:t>月</w:t>
+      </w:r>
+      <w:r>
+        <w:rPr>
+          <w:rFonts w:hint="eastAsia"/>
+        </w:rPr>
+        <w:t>26</w:t>
+      </w:r>
+      <w:r>
+        <w:rPr>
+          <w:rFonts w:hint="eastAsia"/>
+        </w:rPr>
+        <w:t>日）</w:t>
+      </w:r>
+    </w:p>
+    <w:p>
+      <w:r>
+        <w:rPr>
+          <w:rFonts w:hint="eastAsia"/>
+        </w:rPr>
+        <w:t>https://www.youtube.com/live/eXD308R_8AY?si=MnKRIV0A3YGYnS-u</w:t>
+      </w:r>
+    </w:p>
+    <w:p>
+      <w:r>
+        <w:rPr>
+          <w:rFonts w:hint="eastAsia"/>
+        </w:rPr>
+        <w:t>“</w:t>
+      </w:r>
+      <w:proofErr w:type="spellStart"/>
+      <w:r>
+        <w:rPr>
+          <w:rFonts w:hint="eastAsia"/>
+        </w:rPr>
+        <w:t>若你真實存在，我便需要神蹟</w:t>
+      </w:r>
+      <w:proofErr w:type="spellEnd"/>
+      <w:r>
+        <w:rPr>
+          <w:rFonts w:hint="eastAsia"/>
+        </w:rPr>
+        <w:t xml:space="preserve"> | </w:t>
+      </w:r>
+      <w:proofErr w:type="spellStart"/>
+      <w:r>
+        <w:rPr>
+          <w:rFonts w:hint="eastAsia"/>
+        </w:rPr>
+        <w:t>上帝啊，若你真實存在</w:t>
+      </w:r>
+      <w:proofErr w:type="spellEnd"/>
+      <w:r>
+        <w:rPr>
+          <w:rFonts w:hint="eastAsia"/>
+        </w:rPr>
+        <w:t>”，</w:t>
+      </w:r>
+      <w:r>
+        <w:rPr>
+          <w:rFonts w:hint="eastAsia"/>
+        </w:rPr>
+        <w:t xml:space="preserve">Phil </w:t>
+      </w:r>
+      <w:proofErr w:type="spellStart"/>
+      <w:r>
+        <w:rPr>
+          <w:rFonts w:hint="eastAsia"/>
+        </w:rPr>
+        <w:t>EuBank</w:t>
+      </w:r>
+      <w:r>
+        <w:rPr>
+          <w:rFonts w:hint="eastAsia"/>
+        </w:rPr>
+        <w:t>，主任牧師</w:t>
+      </w:r>
+      <w:proofErr w:type="spellEnd"/>
+    </w:p>
+    <w:p/>
+    <w:p>
+      <w:r>
+        <w:rPr>
+          <w:rFonts w:hint="eastAsia"/>
+        </w:rPr>
         <w:t xml:space="preserve">1. </w:t>
       </w:r>
       <w:r>
-        <w:t>“When was the last time you prayed for something that you couldn’t produce?”</w:t>
-      </w:r>
-      <w:r>
-        <w:t xml:space="preserve">: </w:t>
-      </w:r>
-      <w:r>
-        <w:t>Do you</w:t>
-      </w:r>
-      <w:r>
-        <w:t xml:space="preserve"> </w:t>
-      </w:r>
-      <w:r>
-        <w:t>manage life</w:t>
-      </w:r>
-      <w:r>
-        <w:t xml:space="preserve"> </w:t>
-      </w:r>
-      <w:r>
-        <w:t>with</w:t>
-      </w:r>
-      <w:r>
-        <w:t xml:space="preserve"> God or </w:t>
-      </w:r>
-      <w:r>
-        <w:t xml:space="preserve">do you </w:t>
-      </w:r>
-      <w:r>
-        <w:t>manage on your own?</w:t>
-      </w:r>
-    </w:p>
-    <w:p>
-      <w:r>
-        <w:t>2</w:t>
-      </w:r>
-      <w:r>
-        <w:t xml:space="preserve">. </w:t>
-      </w:r>
-      <w:r>
-        <w:t>Luke 8:40-42</w:t>
-      </w:r>
-      <w:r>
-        <w:t>: A man has 12 years daughter is dying.</w:t>
-      </w:r>
-    </w:p>
-    <w:p>
-      <w:r>
-        <w:t>3</w:t>
-      </w:r>
-      <w:r>
-        <w:t xml:space="preserve">. </w:t>
-      </w:r>
-      <w:r>
-        <w:t>Luke 8:49</w:t>
-      </w:r>
-      <w:r>
-        <w:t>: Someone said to the man “your daughter is dead. Don’t bother Jesus”.</w:t>
-      </w:r>
-    </w:p>
-    <w:p>
-      <w:r>
-        <w:t>4</w:t>
-      </w:r>
-      <w:r>
-        <w:t xml:space="preserve">. </w:t>
-      </w:r>
-      <w:r>
-        <w:t>Luke 8:50</w:t>
-      </w:r>
-      <w:r>
-        <w:t>: Jesus said the man’s daughter will be fine.</w:t>
-      </w:r>
-    </w:p>
-    <w:p>
-      <w:r>
-        <w:t>5</w:t>
-      </w:r>
-      <w:r>
-        <w:t>. “When was the last time you prayed for something that you couldn’t produce?”</w:t>
-      </w:r>
-    </w:p>
-    <w:p>
-      <w:r>
-        <w:t>6</w:t>
-      </w:r>
-      <w:r>
-        <w:t>. Conclusion:</w:t>
-      </w:r>
-    </w:p>
-    <w:p>
-      <w:r>
-        <w:t>Do not wait until out of control</w:t>
-      </w:r>
-      <w:r>
-        <w:t xml:space="preserve"> and need miracle to save.</w:t>
-      </w:r>
-      <w:r>
-        <w:t xml:space="preserve"> We have same God in this room to save you.</w:t>
-      </w:r>
-    </w:p>
-    <w:p/>
-    <w:p>
-      <w:r>
-        <w:t>===&gt; Mandarin</w:t>
-      </w:r>
-    </w:p>
-    <w:p>
-      <w:pPr>
-        <w:rPr>
-          <w:rFonts w:hint="eastAsia"/>
-        </w:rPr>
-      </w:pPr>
-      <w:r>
-        <w:rPr>
-          <w:rFonts w:hint="eastAsia"/>
-        </w:rPr>
-        <w:t>2026</w:t>
-      </w:r>
-      <w:r>
-        <w:rPr>
-          <w:rFonts w:hint="eastAsia"/>
-        </w:rPr>
-        <w:t>年</w:t>
-      </w:r>
-      <w:r>
-        <w:rPr>
-          <w:rFonts w:hint="eastAsia"/>
-        </w:rPr>
-        <w:t>5</w:t>
-      </w:r>
-      <w:r>
-        <w:rPr>
-          <w:rFonts w:hint="eastAsia"/>
-        </w:rPr>
-        <w:t>月</w:t>
-      </w:r>
-      <w:r>
-        <w:rPr>
-          <w:rFonts w:hint="eastAsia"/>
-        </w:rPr>
-        <w:t>2</w:t>
-      </w:r>
-      <w:r>
-        <w:rPr>
-          <w:rFonts w:hint="eastAsia"/>
-        </w:rPr>
-        <w:t>日，</w:t>
-      </w:r>
-      <w:r>
-        <w:rPr>
-          <w:rFonts w:hint="eastAsia"/>
-        </w:rPr>
-        <w:t xml:space="preserve">Menlo </w:t>
-      </w:r>
-      <w:r>
-        <w:rPr>
-          <w:rFonts w:hint="eastAsia"/>
-        </w:rPr>
-        <w:t>教會敬拜（上週敬拜回顧，</w:t>
-      </w:r>
-      <w:r>
-        <w:rPr>
-          <w:rFonts w:hint="eastAsia"/>
-        </w:rPr>
-        <w:t>2028</w:t>
-      </w:r>
-      <w:r>
-        <w:rPr>
-          <w:rFonts w:hint="eastAsia"/>
-        </w:rPr>
-        <w:t>年</w:t>
-      </w:r>
-      <w:r>
-        <w:rPr>
-          <w:rFonts w:hint="eastAsia"/>
-        </w:rPr>
-        <w:t>4</w:t>
-      </w:r>
-      <w:r>
-        <w:rPr>
-          <w:rFonts w:hint="eastAsia"/>
-        </w:rPr>
-        <w:t>月</w:t>
-      </w:r>
-      <w:r>
-        <w:rPr>
-          <w:rFonts w:hint="eastAsia"/>
-        </w:rPr>
-        <w:t>26</w:t>
-      </w:r>
-      <w:r>
-        <w:rPr>
-          <w:rFonts w:hint="eastAsia"/>
-        </w:rPr>
-        <w:t>日）</w:t>
-      </w:r>
-    </w:p>
-    <w:p>
-      <w:pPr>
-        <w:rPr>
-          <w:rFonts w:hint="eastAsia"/>
-        </w:rPr>
-      </w:pPr>
-      <w:r>
-        <w:rPr>
-          <w:rFonts w:hint="eastAsia"/>
-        </w:rPr>
-        <w:t>https://www.youtube.com/live/eXD308R_8AY?si=MnKRIV0A3YGYnS-u</w:t>
-      </w:r>
-    </w:p>
-    <w:p>
-      <w:pPr>
-        <w:rPr>
-          <w:rFonts w:hint="eastAsia"/>
-        </w:rPr>
-      </w:pPr>
-      <w:r>
-        <w:rPr>
-          <w:rFonts w:hint="eastAsia"/>
-        </w:rPr>
-        <w:t>“</w:t>
+        <w:rPr>
+          <w:rFonts w:hint="eastAsia"/>
+        </w:rPr>
+        <w:t>「</w:t>
       </w:r>
       <w:proofErr w:type="spellStart"/>
       <w:r>
         <w:rPr>
           <w:rFonts w:hint="eastAsia"/>
         </w:rPr>
-        <w:t>若你真實存在，我便需要神蹟</w:t>
+        <w:t>你上一次為某件你自己無力成就的事禱告，是在什麼時候</w:t>
       </w:r>
       <w:proofErr w:type="spellEnd"/>
       <w:r>
         <w:rPr>
           <w:rFonts w:hint="eastAsia"/>
         </w:rPr>
-        <w:t xml:space="preserve"> | </w:t>
+        <w:t>？」：</w:t>
       </w:r>
       <w:proofErr w:type="spellStart"/>
       <w:r>
         <w:rPr>
           <w:rFonts w:hint="eastAsia"/>
         </w:rPr>
-        <w:t>上帝啊，若你真實存在</w:t>
+        <w:t>你是選擇與上帝一同掌管生命，還是獨自一人去掌控</w:t>
       </w:r>
       <w:proofErr w:type="spellEnd"/>
       <w:r>
         <w:rPr>
           <w:rFonts w:hint="eastAsia"/>
         </w:rPr>
-        <w:t>”，</w:t>
-      </w:r>
-      <w:r>
-        <w:rPr>
-          <w:rFonts w:hint="eastAsia"/>
-        </w:rPr>
-        <w:t xml:space="preserve">Phil </w:t>
+        <w:t>？</w:t>
+      </w:r>
+    </w:p>
+    <w:p>
+      <w:r>
+        <w:rPr>
+          <w:rFonts w:hint="eastAsia"/>
+        </w:rPr>
+        <w:t xml:space="preserve">2. </w:t>
       </w:r>
       <w:proofErr w:type="spellStart"/>
       <w:r>
         <w:rPr>
           <w:rFonts w:hint="eastAsia"/>
         </w:rPr>
-        <w:t>EuBank</w:t>
-      </w:r>
-      <w:r>
-        <w:rPr>
-          <w:rFonts w:hint="eastAsia"/>
-        </w:rPr>
-        <w:t>，主任牧師</w:t>
+        <w:t>路加福音</w:t>
       </w:r>
       <w:proofErr w:type="spellEnd"/>
-    </w:p>
-    <w:p>
-      <w:pPr>
-        <w:rPr>
-          <w:rFonts w:hint="eastAsia"/>
-        </w:rPr>
-      </w:pPr>
-    </w:p>
-    <w:p>
-      <w:pPr>
-        <w:rPr>
-          <w:rFonts w:hint="eastAsia"/>
-        </w:rPr>
-      </w:pPr>
-      <w:r>
-        <w:rPr>
-          <w:rFonts w:hint="eastAsia"/>
-        </w:rPr>
-        <w:t xml:space="preserve">1. </w:t>
-      </w:r>
-      <w:r>
-        <w:rPr>
-          <w:rFonts w:hint="eastAsia"/>
-        </w:rPr>
-        <w:t>「</w:t>
+      <w:r>
+        <w:rPr>
+          <w:rFonts w:hint="eastAsia"/>
+        </w:rPr>
+        <w:t xml:space="preserve"> 8:40-42</w:t>
+      </w:r>
+      <w:r>
+        <w:rPr>
+          <w:rFonts w:hint="eastAsia"/>
+        </w:rPr>
+        <w:t>：有一位男子，他那年僅</w:t>
+      </w:r>
+      <w:r>
+        <w:rPr>
+          <w:rFonts w:hint="eastAsia"/>
+        </w:rPr>
+        <w:t>12</w:t>
+      </w:r>
+      <w:r>
+        <w:rPr>
+          <w:rFonts w:hint="eastAsia"/>
+        </w:rPr>
+        <w:t>歲的女兒正奄奄一息。</w:t>
+      </w:r>
+    </w:p>
+    <w:p>
+      <w:r>
+        <w:rPr>
+          <w:rFonts w:hint="eastAsia"/>
+        </w:rPr>
+        <w:t xml:space="preserve">3. </w:t>
       </w:r>
       <w:proofErr w:type="spellStart"/>
       <w:r>
         <w:rPr>
           <w:rFonts w:hint="eastAsia"/>
         </w:rPr>
-        <w:t>你上一次為某件你自己無力成就的事禱告，是在什麼時候</w:t>
+        <w:t>路加福音</w:t>
       </w:r>
       <w:proofErr w:type="spellEnd"/>
       <w:r>
         <w:rPr>
           <w:rFonts w:hint="eastAsia"/>
         </w:rPr>
-        <w:t>？」：</w:t>
+        <w:t xml:space="preserve"> 8:49</w:t>
+      </w:r>
+      <w:r>
+        <w:rPr>
+          <w:rFonts w:hint="eastAsia"/>
+        </w:rPr>
+        <w:t>：有人對那男子說：“你的女兒已經死了，別再麻煩耶穌了。”</w:t>
+      </w:r>
+    </w:p>
+    <w:p>
+      <w:r>
+        <w:rPr>
+          <w:rFonts w:hint="eastAsia"/>
+        </w:rPr>
+        <w:t xml:space="preserve">4. </w:t>
       </w:r>
       <w:proofErr w:type="spellStart"/>
       <w:r>
         <w:rPr>
           <w:rFonts w:hint="eastAsia"/>
         </w:rPr>
-        <w:t>你是選擇與上帝一同掌管生命，還是獨自一人去掌控</w:t>
+        <w:t>路加福音</w:t>
       </w:r>
       <w:proofErr w:type="spellEnd"/>
       <w:r>
         <w:rPr>
           <w:rFonts w:hint="eastAsia"/>
         </w:rPr>
-        <w:t>？</w:t>
-      </w:r>
-    </w:p>
-    <w:p>
-      <w:pPr>
-        <w:rPr>
-          <w:rFonts w:hint="eastAsia"/>
-        </w:rPr>
-      </w:pPr>
-      <w:r>
-        <w:rPr>
-          <w:rFonts w:hint="eastAsia"/>
-        </w:rPr>
-        <w:t xml:space="preserve">2. </w:t>
-      </w:r>
-      <w:proofErr w:type="spellStart"/>
-      <w:r>
-        <w:rPr>
-          <w:rFonts w:hint="eastAsia"/>
-        </w:rPr>
-        <w:t>路加福音</w:t>
-      </w:r>
-      <w:proofErr w:type="spellEnd"/>
-      <w:r>
-        <w:rPr>
-          <w:rFonts w:hint="eastAsia"/>
-        </w:rPr>
-        <w:t xml:space="preserve"> 8:40-42</w:t>
-      </w:r>
-      <w:r>
-        <w:rPr>
-          <w:rFonts w:hint="eastAsia"/>
-        </w:rPr>
-        <w:t>：有一位男子，他那年僅</w:t>
-      </w:r>
-      <w:r>
-        <w:rPr>
-          <w:rFonts w:hint="eastAsia"/>
-        </w:rPr>
-        <w:t>12</w:t>
-      </w:r>
-      <w:r>
-        <w:rPr>
-          <w:rFonts w:hint="eastAsia"/>
-        </w:rPr>
-        <w:t>歲的女兒正奄奄一息。</w:t>
-      </w:r>
-    </w:p>
-    <w:p>
-      <w:pPr>
-        <w:rPr>
-          <w:rFonts w:hint="eastAsia"/>
-        </w:rPr>
-      </w:pPr>
-      <w:r>
-        <w:rPr>
-          <w:rFonts w:hint="eastAsia"/>
-        </w:rPr>
-        <w:t xml:space="preserve">3. </w:t>
-      </w:r>
-      <w:proofErr w:type="spellStart"/>
-      <w:r>
-        <w:rPr>
-          <w:rFonts w:hint="eastAsia"/>
-        </w:rPr>
-        <w:t>路加福音</w:t>
-      </w:r>
-      <w:proofErr w:type="spellEnd"/>
-      <w:r>
-        <w:rPr>
-          <w:rFonts w:hint="eastAsia"/>
-        </w:rPr>
-        <w:t xml:space="preserve"> 8:49</w:t>
-      </w:r>
-      <w:r>
-        <w:rPr>
-          <w:rFonts w:hint="eastAsia"/>
-        </w:rPr>
-        <w:t>：有人對那男子說：“你的女兒已經死了，別再麻煩耶穌了。”</w:t>
-      </w:r>
-    </w:p>
-    <w:p>
-      <w:pPr>
-        <w:rPr>
-          <w:rFonts w:hint="eastAsia"/>
-        </w:rPr>
-      </w:pPr>
-      <w:r>
-        <w:rPr>
-          <w:rFonts w:hint="eastAsia"/>
-        </w:rPr>
-        <w:t xml:space="preserve">4. </w:t>
-      </w:r>
-      <w:proofErr w:type="spellStart"/>
-      <w:r>
-        <w:rPr>
-          <w:rFonts w:hint="eastAsia"/>
-        </w:rPr>
-        <w:t>路加福音</w:t>
-      </w:r>
-      <w:proofErr w:type="spellEnd"/>
-      <w:r>
-        <w:rPr>
-          <w:rFonts w:hint="eastAsia"/>
-        </w:rPr>
         <w:t xml:space="preserve"> 8:50</w:t>
       </w:r>
       <w:r>
@@ -1709,11 +1679,6 @@
       </w:r>
     </w:p>
     <w:p>
-      <w:pPr>
-        <w:rPr>
-          <w:rFonts w:hint="eastAsia"/>
-        </w:rPr>
-      </w:pPr>
       <w:r>
         <w:rPr>
           <w:rFonts w:hint="eastAsia"/>
@@ -1743,11 +1708,6 @@
       </w:r>
     </w:p>
     <w:p>
-      <w:pPr>
-        <w:rPr>
-          <w:rFonts w:hint="eastAsia"/>
-        </w:rPr>
-      </w:pPr>
       <w:r>
         <w:rPr>
           <w:rFonts w:hint="eastAsia"/>
@@ -1789,11 +1749,6 @@
       </w:r>
     </w:p>
     <w:p>
-      <w:pPr>
-        <w:rPr>
-          <w:rFonts w:hint="eastAsia"/>
-        </w:rPr>
-      </w:pPr>
       <w:r>
         <w:rPr>
           <w:rFonts w:hint="eastAsia"/>
@@ -1846,7 +1801,7 @@
         <w:rPr>
           <w:rFonts w:hint="eastAsia"/>
         </w:rPr>
-        <w:t>2028</w:t>
+        <w:t>2026</w:t>
       </w:r>
       <w:r>
         <w:rPr>
@@ -1880,11 +1835,6 @@
       </w:r>
     </w:p>
     <w:p>
-      <w:pPr>
-        <w:rPr>
-          <w:rFonts w:hint="eastAsia"/>
-        </w:rPr>
-      </w:pPr>
       <w:r>
         <w:rPr>
           <w:rFonts w:hint="eastAsia"/>
@@ -1893,11 +1843,6 @@
       </w:r>
     </w:p>
     <w:p>
-      <w:pPr>
-        <w:rPr>
-          <w:rFonts w:hint="eastAsia"/>
-        </w:rPr>
-      </w:pPr>
       <w:r>
         <w:rPr>
           <w:rFonts w:hint="eastAsia"/>
@@ -1977,19 +1922,8 @@
         <w:t>）</w:t>
       </w:r>
     </w:p>
-    <w:p>
-      <w:pPr>
-        <w:rPr>
-          <w:rFonts w:hint="eastAsia"/>
-        </w:rPr>
-      </w:pPr>
-    </w:p>
-    <w:p>
-      <w:pPr>
-        <w:rPr>
-          <w:rFonts w:hint="eastAsia"/>
-        </w:rPr>
-      </w:pPr>
+    <w:p/>
+    <w:p>
       <w:r>
         <w:rPr>
           <w:rFonts w:hint="eastAsia"/>
@@ -2024,11 +1958,6 @@
       </w:r>
     </w:p>
     <w:p>
-      <w:pPr>
-        <w:rPr>
-          <w:rFonts w:hint="eastAsia"/>
-        </w:rPr>
-      </w:pPr>
       <w:r>
         <w:rPr>
           <w:rFonts w:hint="eastAsia"/>
@@ -2081,11 +2010,6 @@
       </w:r>
     </w:p>
     <w:p>
-      <w:pPr>
-        <w:rPr>
-          <w:rFonts w:hint="eastAsia"/>
-        </w:rPr>
-      </w:pPr>
       <w:r>
         <w:rPr>
           <w:rFonts w:hint="eastAsia"/>
@@ -2140,11 +2064,6 @@
       </w:r>
     </w:p>
     <w:p>
-      <w:pPr>
-        <w:rPr>
-          <w:rFonts w:hint="eastAsia"/>
-        </w:rPr>
-      </w:pPr>
       <w:r>
         <w:rPr>
           <w:rFonts w:hint="eastAsia"/>
@@ -2185,11 +2104,6 @@
       </w:r>
     </w:p>
     <w:p>
-      <w:pPr>
-        <w:rPr>
-          <w:rFonts w:hint="eastAsia"/>
-        </w:rPr>
-      </w:pPr>
       <w:r>
         <w:rPr>
           <w:rFonts w:hint="eastAsia"/>
@@ -2218,11 +2132,6 @@
       </w:r>
     </w:p>
     <w:p>
-      <w:pPr>
-        <w:rPr>
-          <w:rFonts w:hint="eastAsia"/>
-        </w:rPr>
-      </w:pPr>
       <w:r>
         <w:rPr>
           <w:rFonts w:hint="eastAsia"/>
@@ -5277,6 +5186,7 @@
   <w:style w:type="character" w:default="1" w:styleId="DefaultParagraphFont">
     <w:name w:val="Default Paragraph Font"/>
     <w:uiPriority w:val="1"/>
+    <w:semiHidden/>
     <w:unhideWhenUsed/>
   </w:style>
   <w:style w:type="table" w:default="1" w:styleId="TableNormal">
